--- a/data/03_investment_memo/investment_memo_19.docx
+++ b/data/03_investment_memo/investment_memo_19.docx
@@ -21,7 +21,64 @@
     <w:p>
       <w:r>
         <w:br/>
-        <w:t>风险管理部认为，新能源 行业仍然面临若干</w:t>
+        <w:t>根据内部财务模型测算，华泰通安传媒有限公司 在未来三年</w:t>
+        <w:br/>
+        <w:t>收入复合增长率预计可达到 13% 左右。</w:t>
+        <w:br/>
+        <w:t>该预测基于行业需求增长以及公司产能扩张计划。</w:t>
+        <w:br/>
+      </w:r>
+    </w:p>
+    <w:p>
+      <w:r>
+        <w:br/>
+        <w:t>从产业链角度看，消费科技 行业主要由上游设备厂商、</w:t>
+        <w:br/>
+        <w:t>中游平台企业以及下游应用厂商组成。</w:t>
+        <w:br/>
+        <w:t>联通时科传媒有限公司 主要位于产业链的 上游 环节。</w:t>
+        <w:br/>
+      </w:r>
+    </w:p>
+    <w:p>
+      <w:r>
+        <w:br/>
+        <w:t>从产业链角度看，医疗科技 行业主要由上游设备厂商、</w:t>
+        <w:br/>
+        <w:t>中游平台企业以及下游应用厂商组成。</w:t>
+        <w:br/>
+        <w:t>昊嘉科技有限公司 主要位于产业链的 中游 环节。</w:t>
+        <w:br/>
+      </w:r>
+    </w:p>
+    <w:p>
+      <w:r>
+        <w:br/>
+        <w:t>根据内部财务模型测算，恩悌网络有限公司 在未来三年</w:t>
+        <w:br/>
+        <w:t>收入复合增长率预计可达到 14% 左右。</w:t>
+        <w:br/>
+        <w:t>该预测基于行业需求增长以及公司产能扩张计划。</w:t>
+        <w:br/>
+      </w:r>
+    </w:p>
+    <w:p>
+      <w:r>
+        <w:br/>
+        <w:t>昊嘉科技有限公司 是中国 医疗科技 行业的重要企业之一。</w:t>
+        <w:br/>
+        <w:t>根据华辰资本 投资策略部 的研究，该公司成立于 2006 年，</w:t>
+        <w:br/>
+        <w:t>目前员工规模约 7977 人。公司近年来持续加大研发投入，</w:t>
+        <w:br/>
+        <w:t>在核心技术方面形成了较强的竞争壁垒。</w:t>
+        <w:br/>
+      </w:r>
+    </w:p>
+    <w:p>
+      <w:r>
+        <w:br/>
+        <w:t>风险管理部认为，半导体 行业仍然面临若干</w:t>
         <w:br/>
         <w:t>不确定性因素，包括技术迭代风险、政策变化、</w:t>
         <w:br/>
@@ -32,11 +89,11 @@
     <w:p>
       <w:r>
         <w:br/>
-        <w:t>天益信息有限公司 是中国 云计算 行业的重要企业之一。</w:t>
+        <w:t>华成育卓科技有限公司 是中国 医疗科技 行业的重要企业之一。</w:t>
         <w:br/>
-        <w:t>根据华辰资本 投资策略部 的研究，该公司成立于 2015 年，</w:t>
+        <w:t>根据华辰资本 资产配置委员会 的研究，该公司成立于 2020 年，</w:t>
         <w:br/>
-        <w:t>目前员工规模约 6900 人。公司近年来持续加大研发投入，</w:t>
+        <w:t>目前员工规模约 650 人。公司近年来持续加大研发投入，</w:t>
         <w:br/>
         <w:t>在核心技术方面形成了较强的竞争壁垒。</w:t>
         <w:br/>
@@ -45,70 +102,11 @@
     <w:p>
       <w:r>
         <w:br/>
-        <w:t>从产业链角度看，机器人 行业主要由上游设备厂商、</w:t>
+        <w:t>华辰资本旗下的 HC AI Innovation Fund 在最近的资产配置会议中</w:t>
         <w:br/>
-        <w:t>中游平台企业以及下游应用厂商组成。</w:t>
-        <w:br/>
-        <w:t>新宇龙信息传媒有限公司 主要位于产业链的 上游 环节。</w:t>
-        <w:br/>
-      </w:r>
-    </w:p>
-    <w:p>
-      <w:r>
-        <w:br/>
-        <w:t>济南亿次元网络有限公司 是中国 机器人 行业的重要企业之一。</w:t>
-        <w:br/>
-        <w:t>根据华辰资本 投资策略部 的研究，该公司成立于 2012 年，</w:t>
-        <w:br/>
-        <w:t>目前员工规模约 5029 人。公司近年来持续加大研发投入，</w:t>
-        <w:br/>
-        <w:t>在核心技术方面形成了较强的竞争壁垒。</w:t>
-        <w:br/>
-      </w:r>
-    </w:p>
-    <w:p>
-      <w:r>
-        <w:br/>
-        <w:t>华辰资本旗下的 HC Quant Arbitrage Fund 在最近的资产配置会议中</w:t>
-        <w:br/>
-        <w:t>讨论了 消费科技 行业的投资机会，并对 昂歌信息科技有限公司</w:t>
+        <w:t>讨论了 人工智能 行业的投资机会，并对 华成育卓传媒有限公司</w:t>
         <w:br/>
         <w:t>进行了重点评估。</w:t>
-        <w:br/>
-      </w:r>
-    </w:p>
-    <w:p>
-      <w:r>
-        <w:br/>
-        <w:t>风险管理部认为，新能源 行业仍然面临若干</w:t>
-        <w:br/>
-        <w:t>不确定性因素，包括技术迭代风险、政策变化、</w:t>
-        <w:br/>
-        <w:t>以及市场竞争加剧等问题。</w:t>
-        <w:br/>
-      </w:r>
-    </w:p>
-    <w:p>
-      <w:r>
-        <w:br/>
-        <w:t>精芯科技有限公司 是中国 云计算 行业的重要企业之一。</w:t>
-        <w:br/>
-        <w:t>根据华辰资本 量化研究部 的研究，该公司成立于 2005 年，</w:t>
-        <w:br/>
-        <w:t>目前员工规模约 3520 人。公司近年来持续加大研发投入，</w:t>
-        <w:br/>
-        <w:t>在核心技术方面形成了较强的竞争壁垒。</w:t>
-        <w:br/>
-      </w:r>
-    </w:p>
-    <w:p>
-      <w:r>
-        <w:br/>
-        <w:t>从产业链角度看，半导体 行业主要由上游设备厂商、</w:t>
-        <w:br/>
-        <w:t>中游平台企业以及下游应用厂商组成。</w:t>
-        <w:br/>
-        <w:t>鸿睿思博信息有限公司 主要位于产业链的 下游 环节。</w:t>
         <w:br/>
       </w:r>
     </w:p>
@@ -172,37 +170,37 @@
           </w:tcPr>
           <w:p>
             <w:r>
-              <w:t>精芯科技有限公司</w:t>
-            </w:r>
-          </w:p>
-        </w:tc>
-        <w:tc>
-          <w:tcPr>
-            <w:tcW w:type="dxa" w:w="2160"/>
-          </w:tcPr>
-          <w:p>
-            <w:r>
-              <w:t>云计算</w:t>
-            </w:r>
-          </w:p>
-        </w:tc>
-        <w:tc>
-          <w:tcPr>
-            <w:tcW w:type="dxa" w:w="2160"/>
-          </w:tcPr>
-          <w:p>
-            <w:r>
-              <w:t>143亿</w:t>
-            </w:r>
-          </w:p>
-        </w:tc>
-        <w:tc>
-          <w:tcPr>
-            <w:tcW w:type="dxa" w:w="2160"/>
-          </w:tcPr>
-          <w:p>
-            <w:r>
-              <w:t>22%</w:t>
+              <w:t>中建创业科技有限公司</w:t>
+            </w:r>
+          </w:p>
+        </w:tc>
+        <w:tc>
+          <w:tcPr>
+            <w:tcW w:type="dxa" w:w="2160"/>
+          </w:tcPr>
+          <w:p>
+            <w:r>
+              <w:t>半导体</w:t>
+            </w:r>
+          </w:p>
+        </w:tc>
+        <w:tc>
+          <w:tcPr>
+            <w:tcW w:type="dxa" w:w="2160"/>
+          </w:tcPr>
+          <w:p>
+            <w:r>
+              <w:t>456亿</w:t>
+            </w:r>
+          </w:p>
+        </w:tc>
+        <w:tc>
+          <w:tcPr>
+            <w:tcW w:type="dxa" w:w="2160"/>
+          </w:tcPr>
+          <w:p>
+            <w:r>
+              <w:t>21%</w:t>
             </w:r>
           </w:p>
         </w:tc>
@@ -214,37 +212,37 @@
           </w:tcPr>
           <w:p>
             <w:r>
-              <w:t>昂歌信息科技有限公司</w:t>
-            </w:r>
-          </w:p>
-        </w:tc>
-        <w:tc>
-          <w:tcPr>
-            <w:tcW w:type="dxa" w:w="2160"/>
-          </w:tcPr>
-          <w:p>
-            <w:r>
-              <w:t>消费科技</w:t>
-            </w:r>
-          </w:p>
-        </w:tc>
-        <w:tc>
-          <w:tcPr>
-            <w:tcW w:type="dxa" w:w="2160"/>
-          </w:tcPr>
-          <w:p>
-            <w:r>
-              <w:t>659亿</w:t>
-            </w:r>
-          </w:p>
-        </w:tc>
-        <w:tc>
-          <w:tcPr>
-            <w:tcW w:type="dxa" w:w="2160"/>
-          </w:tcPr>
-          <w:p>
-            <w:r>
-              <w:t>5%</w:t>
+              <w:t>方正科技传媒有限公司</w:t>
+            </w:r>
+          </w:p>
+        </w:tc>
+        <w:tc>
+          <w:tcPr>
+            <w:tcW w:type="dxa" w:w="2160"/>
+          </w:tcPr>
+          <w:p>
+            <w:r>
+              <w:t>人工智能</w:t>
+            </w:r>
+          </w:p>
+        </w:tc>
+        <w:tc>
+          <w:tcPr>
+            <w:tcW w:type="dxa" w:w="2160"/>
+          </w:tcPr>
+          <w:p>
+            <w:r>
+              <w:t>472亿</w:t>
+            </w:r>
+          </w:p>
+        </w:tc>
+        <w:tc>
+          <w:tcPr>
+            <w:tcW w:type="dxa" w:w="2160"/>
+          </w:tcPr>
+          <w:p>
+            <w:r>
+              <w:t>30%</w:t>
             </w:r>
           </w:p>
         </w:tc>
@@ -256,37 +254,37 @@
           </w:tcPr>
           <w:p>
             <w:r>
-              <w:t>银嘉信息有限公司</w:t>
-            </w:r>
-          </w:p>
-        </w:tc>
-        <w:tc>
-          <w:tcPr>
-            <w:tcW w:type="dxa" w:w="2160"/>
-          </w:tcPr>
-          <w:p>
-            <w:r>
-              <w:t>消费科技</w:t>
-            </w:r>
-          </w:p>
-        </w:tc>
-        <w:tc>
-          <w:tcPr>
-            <w:tcW w:type="dxa" w:w="2160"/>
-          </w:tcPr>
-          <w:p>
-            <w:r>
-              <w:t>127亿</w:t>
-            </w:r>
-          </w:p>
-        </w:tc>
-        <w:tc>
-          <w:tcPr>
-            <w:tcW w:type="dxa" w:w="2160"/>
-          </w:tcPr>
-          <w:p>
-            <w:r>
-              <w:t>29%</w:t>
+              <w:t>信诚致远网络有限公司</w:t>
+            </w:r>
+          </w:p>
+        </w:tc>
+        <w:tc>
+          <w:tcPr>
+            <w:tcW w:type="dxa" w:w="2160"/>
+          </w:tcPr>
+          <w:p>
+            <w:r>
+              <w:t>半导体</w:t>
+            </w:r>
+          </w:p>
+        </w:tc>
+        <w:tc>
+          <w:tcPr>
+            <w:tcW w:type="dxa" w:w="2160"/>
+          </w:tcPr>
+          <w:p>
+            <w:r>
+              <w:t>547亿</w:t>
+            </w:r>
+          </w:p>
+        </w:tc>
+        <w:tc>
+          <w:tcPr>
+            <w:tcW w:type="dxa" w:w="2160"/>
+          </w:tcPr>
+          <w:p>
+            <w:r>
+              <w:t>15%</w:t>
             </w:r>
           </w:p>
         </w:tc>
@@ -298,37 +296,37 @@
           </w:tcPr>
           <w:p>
             <w:r>
-              <w:t>精芯信息有限公司</w:t>
-            </w:r>
-          </w:p>
-        </w:tc>
-        <w:tc>
-          <w:tcPr>
-            <w:tcW w:type="dxa" w:w="2160"/>
-          </w:tcPr>
-          <w:p>
-            <w:r>
-              <w:t>消费科技</w:t>
-            </w:r>
-          </w:p>
-        </w:tc>
-        <w:tc>
-          <w:tcPr>
-            <w:tcW w:type="dxa" w:w="2160"/>
-          </w:tcPr>
-          <w:p>
-            <w:r>
-              <w:t>733亿</w:t>
-            </w:r>
-          </w:p>
-        </w:tc>
-        <w:tc>
-          <w:tcPr>
-            <w:tcW w:type="dxa" w:w="2160"/>
-          </w:tcPr>
-          <w:p>
-            <w:r>
-              <w:t>17%</w:t>
+              <w:t>创联世纪信息有限公司</w:t>
+            </w:r>
+          </w:p>
+        </w:tc>
+        <w:tc>
+          <w:tcPr>
+            <w:tcW w:type="dxa" w:w="2160"/>
+          </w:tcPr>
+          <w:p>
+            <w:r>
+              <w:t>云计算</w:t>
+            </w:r>
+          </w:p>
+        </w:tc>
+        <w:tc>
+          <w:tcPr>
+            <w:tcW w:type="dxa" w:w="2160"/>
+          </w:tcPr>
+          <w:p>
+            <w:r>
+              <w:t>766亿</w:t>
+            </w:r>
+          </w:p>
+        </w:tc>
+        <w:tc>
+          <w:tcPr>
+            <w:tcW w:type="dxa" w:w="2160"/>
+          </w:tcPr>
+          <w:p>
+            <w:r>
+              <w:t>18%</w:t>
             </w:r>
           </w:p>
         </w:tc>
@@ -340,37 +338,37 @@
           </w:tcPr>
           <w:p>
             <w:r>
-              <w:t>东方峻景网络有限公司</w:t>
-            </w:r>
-          </w:p>
-        </w:tc>
-        <w:tc>
-          <w:tcPr>
-            <w:tcW w:type="dxa" w:w="2160"/>
-          </w:tcPr>
-          <w:p>
-            <w:r>
-              <w:t>机器人</w:t>
-            </w:r>
-          </w:p>
-        </w:tc>
-        <w:tc>
-          <w:tcPr>
-            <w:tcW w:type="dxa" w:w="2160"/>
-          </w:tcPr>
-          <w:p>
-            <w:r>
-              <w:t>328亿</w:t>
-            </w:r>
-          </w:p>
-        </w:tc>
-        <w:tc>
-          <w:tcPr>
-            <w:tcW w:type="dxa" w:w="2160"/>
-          </w:tcPr>
-          <w:p>
-            <w:r>
-              <w:t>13%</w:t>
+              <w:t>新格林耐特网络有限公司</w:t>
+            </w:r>
+          </w:p>
+        </w:tc>
+        <w:tc>
+          <w:tcPr>
+            <w:tcW w:type="dxa" w:w="2160"/>
+          </w:tcPr>
+          <w:p>
+            <w:r>
+              <w:t>人工智能</w:t>
+            </w:r>
+          </w:p>
+        </w:tc>
+        <w:tc>
+          <w:tcPr>
+            <w:tcW w:type="dxa" w:w="2160"/>
+          </w:tcPr>
+          <w:p>
+            <w:r>
+              <w:t>592亿</w:t>
+            </w:r>
+          </w:p>
+        </w:tc>
+        <w:tc>
+          <w:tcPr>
+            <w:tcW w:type="dxa" w:w="2160"/>
+          </w:tcPr>
+          <w:p>
+            <w:r>
+              <w:t>15%</w:t>
             </w:r>
           </w:p>
         </w:tc>
@@ -382,7 +380,7 @@
           </w:tcPr>
           <w:p>
             <w:r>
-              <w:t>信诚致远传媒有限公司</w:t>
+              <w:t>飞利信科技有限公司</w:t>
             </w:r>
           </w:p>
         </w:tc>
@@ -402,17 +400,17 @@
           </w:tcPr>
           <w:p>
             <w:r>
-              <w:t>798亿</w:t>
-            </w:r>
-          </w:p>
-        </w:tc>
-        <w:tc>
-          <w:tcPr>
-            <w:tcW w:type="dxa" w:w="2160"/>
-          </w:tcPr>
-          <w:p>
-            <w:r>
-              <w:t>6%</w:t>
+              <w:t>543亿</w:t>
+            </w:r>
+          </w:p>
+        </w:tc>
+        <w:tc>
+          <w:tcPr>
+            <w:tcW w:type="dxa" w:w="2160"/>
+          </w:tcPr>
+          <w:p>
+            <w:r>
+              <w:t>28%</w:t>
             </w:r>
           </w:p>
         </w:tc>
@@ -424,37 +422,37 @@
           </w:tcPr>
           <w:p>
             <w:r>
-              <w:t>创汇传媒有限公司</w:t>
-            </w:r>
-          </w:p>
-        </w:tc>
-        <w:tc>
-          <w:tcPr>
-            <w:tcW w:type="dxa" w:w="2160"/>
-          </w:tcPr>
-          <w:p>
-            <w:r>
-              <w:t>新能源</w:t>
-            </w:r>
-          </w:p>
-        </w:tc>
-        <w:tc>
-          <w:tcPr>
-            <w:tcW w:type="dxa" w:w="2160"/>
-          </w:tcPr>
-          <w:p>
-            <w:r>
-              <w:t>344亿</w:t>
-            </w:r>
-          </w:p>
-        </w:tc>
-        <w:tc>
-          <w:tcPr>
-            <w:tcW w:type="dxa" w:w="2160"/>
-          </w:tcPr>
-          <w:p>
-            <w:r>
-              <w:t>28%</w:t>
+              <w:t>鑫博腾飞信息有限公司</w:t>
+            </w:r>
+          </w:p>
+        </w:tc>
+        <w:tc>
+          <w:tcPr>
+            <w:tcW w:type="dxa" w:w="2160"/>
+          </w:tcPr>
+          <w:p>
+            <w:r>
+              <w:t>消费科技</w:t>
+            </w:r>
+          </w:p>
+        </w:tc>
+        <w:tc>
+          <w:tcPr>
+            <w:tcW w:type="dxa" w:w="2160"/>
+          </w:tcPr>
+          <w:p>
+            <w:r>
+              <w:t>659亿</w:t>
+            </w:r>
+          </w:p>
+        </w:tc>
+        <w:tc>
+          <w:tcPr>
+            <w:tcW w:type="dxa" w:w="2160"/>
+          </w:tcPr>
+          <w:p>
+            <w:r>
+              <w:t>12%</w:t>
             </w:r>
           </w:p>
         </w:tc>
@@ -466,37 +464,37 @@
           </w:tcPr>
           <w:p>
             <w:r>
-              <w:t>浦华众城信息有限公司</w:t>
-            </w:r>
-          </w:p>
-        </w:tc>
-        <w:tc>
-          <w:tcPr>
-            <w:tcW w:type="dxa" w:w="2160"/>
-          </w:tcPr>
-          <w:p>
-            <w:r>
-              <w:t>云计算</w:t>
-            </w:r>
-          </w:p>
-        </w:tc>
-        <w:tc>
-          <w:tcPr>
-            <w:tcW w:type="dxa" w:w="2160"/>
-          </w:tcPr>
-          <w:p>
-            <w:r>
-              <w:t>293亿</w:t>
-            </w:r>
-          </w:p>
-        </w:tc>
-        <w:tc>
-          <w:tcPr>
-            <w:tcW w:type="dxa" w:w="2160"/>
-          </w:tcPr>
-          <w:p>
-            <w:r>
-              <w:t>19%</w:t>
+              <w:t>飞海科技传媒有限公司</w:t>
+            </w:r>
+          </w:p>
+        </w:tc>
+        <w:tc>
+          <w:tcPr>
+            <w:tcW w:type="dxa" w:w="2160"/>
+          </w:tcPr>
+          <w:p>
+            <w:r>
+              <w:t>消费科技</w:t>
+            </w:r>
+          </w:p>
+        </w:tc>
+        <w:tc>
+          <w:tcPr>
+            <w:tcW w:type="dxa" w:w="2160"/>
+          </w:tcPr>
+          <w:p>
+            <w:r>
+              <w:t>396亿</w:t>
+            </w:r>
+          </w:p>
+        </w:tc>
+        <w:tc>
+          <w:tcPr>
+            <w:tcW w:type="dxa" w:w="2160"/>
+          </w:tcPr>
+          <w:p>
+            <w:r>
+              <w:t>10%</w:t>
             </w:r>
           </w:p>
         </w:tc>
@@ -508,37 +506,37 @@
           </w:tcPr>
           <w:p>
             <w:r>
-              <w:t>天益科技有限公司</w:t>
-            </w:r>
-          </w:p>
-        </w:tc>
-        <w:tc>
-          <w:tcPr>
-            <w:tcW w:type="dxa" w:w="2160"/>
-          </w:tcPr>
-          <w:p>
-            <w:r>
-              <w:t>半导体</w:t>
-            </w:r>
-          </w:p>
-        </w:tc>
-        <w:tc>
-          <w:tcPr>
-            <w:tcW w:type="dxa" w:w="2160"/>
-          </w:tcPr>
-          <w:p>
-            <w:r>
-              <w:t>229亿</w:t>
-            </w:r>
-          </w:p>
-        </w:tc>
-        <w:tc>
-          <w:tcPr>
-            <w:tcW w:type="dxa" w:w="2160"/>
-          </w:tcPr>
-          <w:p>
-            <w:r>
-              <w:t>19%</w:t>
+              <w:t>方正科技传媒有限公司</w:t>
+            </w:r>
+          </w:p>
+        </w:tc>
+        <w:tc>
+          <w:tcPr>
+            <w:tcW w:type="dxa" w:w="2160"/>
+          </w:tcPr>
+          <w:p>
+            <w:r>
+              <w:t>人工智能</w:t>
+            </w:r>
+          </w:p>
+        </w:tc>
+        <w:tc>
+          <w:tcPr>
+            <w:tcW w:type="dxa" w:w="2160"/>
+          </w:tcPr>
+          <w:p>
+            <w:r>
+              <w:t>672亿</w:t>
+            </w:r>
+          </w:p>
+        </w:tc>
+        <w:tc>
+          <w:tcPr>
+            <w:tcW w:type="dxa" w:w="2160"/>
+          </w:tcPr>
+          <w:p>
+            <w:r>
+              <w:t>29%</w:t>
             </w:r>
           </w:p>
         </w:tc>
@@ -550,37 +548,37 @@
           </w:tcPr>
           <w:p>
             <w:r>
-              <w:t>雨林木风计算机科技有限公司</w:t>
-            </w:r>
-          </w:p>
-        </w:tc>
-        <w:tc>
-          <w:tcPr>
-            <w:tcW w:type="dxa" w:w="2160"/>
-          </w:tcPr>
-          <w:p>
-            <w:r>
-              <w:t>人工智能</w:t>
-            </w:r>
-          </w:p>
-        </w:tc>
-        <w:tc>
-          <w:tcPr>
-            <w:tcW w:type="dxa" w:w="2160"/>
-          </w:tcPr>
-          <w:p>
-            <w:r>
-              <w:t>649亿</w:t>
-            </w:r>
-          </w:p>
-        </w:tc>
-        <w:tc>
-          <w:tcPr>
-            <w:tcW w:type="dxa" w:w="2160"/>
-          </w:tcPr>
-          <w:p>
-            <w:r>
-              <w:t>8%</w:t>
+              <w:t>联通时科传媒有限公司</w:t>
+            </w:r>
+          </w:p>
+        </w:tc>
+        <w:tc>
+          <w:tcPr>
+            <w:tcW w:type="dxa" w:w="2160"/>
+          </w:tcPr>
+          <w:p>
+            <w:r>
+              <w:t>消费科技</w:t>
+            </w:r>
+          </w:p>
+        </w:tc>
+        <w:tc>
+          <w:tcPr>
+            <w:tcW w:type="dxa" w:w="2160"/>
+          </w:tcPr>
+          <w:p>
+            <w:r>
+              <w:t>197亿</w:t>
+            </w:r>
+          </w:p>
+        </w:tc>
+        <w:tc>
+          <w:tcPr>
+            <w:tcW w:type="dxa" w:w="2160"/>
+          </w:tcPr>
+          <w:p>
+            <w:r>
+              <w:t>28%</w:t>
             </w:r>
           </w:p>
         </w:tc>
@@ -592,37 +590,37 @@
           </w:tcPr>
           <w:p>
             <w:r>
-              <w:t>东方峻景网络有限公司</w:t>
-            </w:r>
-          </w:p>
-        </w:tc>
-        <w:tc>
-          <w:tcPr>
-            <w:tcW w:type="dxa" w:w="2160"/>
-          </w:tcPr>
-          <w:p>
-            <w:r>
-              <w:t>机器人</w:t>
-            </w:r>
-          </w:p>
-        </w:tc>
-        <w:tc>
-          <w:tcPr>
-            <w:tcW w:type="dxa" w:w="2160"/>
-          </w:tcPr>
-          <w:p>
-            <w:r>
-              <w:t>778亿</w:t>
-            </w:r>
-          </w:p>
-        </w:tc>
-        <w:tc>
-          <w:tcPr>
-            <w:tcW w:type="dxa" w:w="2160"/>
-          </w:tcPr>
-          <w:p>
-            <w:r>
-              <w:t>6%</w:t>
+              <w:t>佳禾传媒有限公司</w:t>
+            </w:r>
+          </w:p>
+        </w:tc>
+        <w:tc>
+          <w:tcPr>
+            <w:tcW w:type="dxa" w:w="2160"/>
+          </w:tcPr>
+          <w:p>
+            <w:r>
+              <w:t>云计算</w:t>
+            </w:r>
+          </w:p>
+        </w:tc>
+        <w:tc>
+          <w:tcPr>
+            <w:tcW w:type="dxa" w:w="2160"/>
+          </w:tcPr>
+          <w:p>
+            <w:r>
+              <w:t>562亿</w:t>
+            </w:r>
+          </w:p>
+        </w:tc>
+        <w:tc>
+          <w:tcPr>
+            <w:tcW w:type="dxa" w:w="2160"/>
+          </w:tcPr>
+          <w:p>
+            <w:r>
+              <w:t>30%</w:t>
             </w:r>
           </w:p>
         </w:tc>
@@ -634,37 +632,37 @@
           </w:tcPr>
           <w:p>
             <w:r>
-              <w:t>艾提科信科技有限公司</w:t>
-            </w:r>
-          </w:p>
-        </w:tc>
-        <w:tc>
-          <w:tcPr>
-            <w:tcW w:type="dxa" w:w="2160"/>
-          </w:tcPr>
-          <w:p>
-            <w:r>
-              <w:t>机器人</w:t>
-            </w:r>
-          </w:p>
-        </w:tc>
-        <w:tc>
-          <w:tcPr>
-            <w:tcW w:type="dxa" w:w="2160"/>
-          </w:tcPr>
-          <w:p>
-            <w:r>
-              <w:t>775亿</w:t>
-            </w:r>
-          </w:p>
-        </w:tc>
-        <w:tc>
-          <w:tcPr>
-            <w:tcW w:type="dxa" w:w="2160"/>
-          </w:tcPr>
-          <w:p>
-            <w:r>
-              <w:t>5%</w:t>
+              <w:t>联通时科传媒有限公司</w:t>
+            </w:r>
+          </w:p>
+        </w:tc>
+        <w:tc>
+          <w:tcPr>
+            <w:tcW w:type="dxa" w:w="2160"/>
+          </w:tcPr>
+          <w:p>
+            <w:r>
+              <w:t>消费科技</w:t>
+            </w:r>
+          </w:p>
+        </w:tc>
+        <w:tc>
+          <w:tcPr>
+            <w:tcW w:type="dxa" w:w="2160"/>
+          </w:tcPr>
+          <w:p>
+            <w:r>
+              <w:t>150亿</w:t>
+            </w:r>
+          </w:p>
+        </w:tc>
+        <w:tc>
+          <w:tcPr>
+            <w:tcW w:type="dxa" w:w="2160"/>
+          </w:tcPr>
+          <w:p>
+            <w:r>
+              <w:t>25%</w:t>
             </w:r>
           </w:p>
         </w:tc>
@@ -676,37 +674,37 @@
           </w:tcPr>
           <w:p>
             <w:r>
-              <w:t>雨林木风计算机科技有限公司</w:t>
-            </w:r>
-          </w:p>
-        </w:tc>
-        <w:tc>
-          <w:tcPr>
-            <w:tcW w:type="dxa" w:w="2160"/>
-          </w:tcPr>
-          <w:p>
-            <w:r>
-              <w:t>人工智能</w:t>
-            </w:r>
-          </w:p>
-        </w:tc>
-        <w:tc>
-          <w:tcPr>
-            <w:tcW w:type="dxa" w:w="2160"/>
-          </w:tcPr>
-          <w:p>
-            <w:r>
-              <w:t>283亿</w:t>
-            </w:r>
-          </w:p>
-        </w:tc>
-        <w:tc>
-          <w:tcPr>
-            <w:tcW w:type="dxa" w:w="2160"/>
-          </w:tcPr>
-          <w:p>
-            <w:r>
-              <w:t>24%</w:t>
+              <w:t>联通时科传媒有限公司</w:t>
+            </w:r>
+          </w:p>
+        </w:tc>
+        <w:tc>
+          <w:tcPr>
+            <w:tcW w:type="dxa" w:w="2160"/>
+          </w:tcPr>
+          <w:p>
+            <w:r>
+              <w:t>消费科技</w:t>
+            </w:r>
+          </w:p>
+        </w:tc>
+        <w:tc>
+          <w:tcPr>
+            <w:tcW w:type="dxa" w:w="2160"/>
+          </w:tcPr>
+          <w:p>
+            <w:r>
+              <w:t>575亿</w:t>
+            </w:r>
+          </w:p>
+        </w:tc>
+        <w:tc>
+          <w:tcPr>
+            <w:tcW w:type="dxa" w:w="2160"/>
+          </w:tcPr>
+          <w:p>
+            <w:r>
+              <w:t>12%</w:t>
             </w:r>
           </w:p>
         </w:tc>
@@ -718,27 +716,27 @@
           </w:tcPr>
           <w:p>
             <w:r>
-              <w:t>南康网络有限公司</w:t>
-            </w:r>
-          </w:p>
-        </w:tc>
-        <w:tc>
-          <w:tcPr>
-            <w:tcW w:type="dxa" w:w="2160"/>
-          </w:tcPr>
-          <w:p>
-            <w:r>
-              <w:t>消费科技</w:t>
-            </w:r>
-          </w:p>
-        </w:tc>
-        <w:tc>
-          <w:tcPr>
-            <w:tcW w:type="dxa" w:w="2160"/>
-          </w:tcPr>
-          <w:p>
-            <w:r>
-              <w:t>412亿</w:t>
+              <w:t>中建创业科技有限公司</w:t>
+            </w:r>
+          </w:p>
+        </w:tc>
+        <w:tc>
+          <w:tcPr>
+            <w:tcW w:type="dxa" w:w="2160"/>
+          </w:tcPr>
+          <w:p>
+            <w:r>
+              <w:t>半导体</w:t>
+            </w:r>
+          </w:p>
+        </w:tc>
+        <w:tc>
+          <w:tcPr>
+            <w:tcW w:type="dxa" w:w="2160"/>
+          </w:tcPr>
+          <w:p>
+            <w:r>
+              <w:t>239亿</w:t>
             </w:r>
           </w:p>
         </w:tc>
@@ -760,37 +758,37 @@
           </w:tcPr>
           <w:p>
             <w:r>
-              <w:t>艾提科信科技有限公司</w:t>
-            </w:r>
-          </w:p>
-        </w:tc>
-        <w:tc>
-          <w:tcPr>
-            <w:tcW w:type="dxa" w:w="2160"/>
-          </w:tcPr>
-          <w:p>
-            <w:r>
-              <w:t>机器人</w:t>
-            </w:r>
-          </w:p>
-        </w:tc>
-        <w:tc>
-          <w:tcPr>
-            <w:tcW w:type="dxa" w:w="2160"/>
-          </w:tcPr>
-          <w:p>
-            <w:r>
-              <w:t>755亿</w:t>
-            </w:r>
-          </w:p>
-        </w:tc>
-        <w:tc>
-          <w:tcPr>
-            <w:tcW w:type="dxa" w:w="2160"/>
-          </w:tcPr>
-          <w:p>
-            <w:r>
-              <w:t>5%</w:t>
+              <w:t>华成育卓科技有限公司</w:t>
+            </w:r>
+          </w:p>
+        </w:tc>
+        <w:tc>
+          <w:tcPr>
+            <w:tcW w:type="dxa" w:w="2160"/>
+          </w:tcPr>
+          <w:p>
+            <w:r>
+              <w:t>医疗科技</w:t>
+            </w:r>
+          </w:p>
+        </w:tc>
+        <w:tc>
+          <w:tcPr>
+            <w:tcW w:type="dxa" w:w="2160"/>
+          </w:tcPr>
+          <w:p>
+            <w:r>
+              <w:t>724亿</w:t>
+            </w:r>
+          </w:p>
+        </w:tc>
+        <w:tc>
+          <w:tcPr>
+            <w:tcW w:type="dxa" w:w="2160"/>
+          </w:tcPr>
+          <w:p>
+            <w:r>
+              <w:t>8%</w:t>
             </w:r>
           </w:p>
         </w:tc>
@@ -807,7 +805,31 @@
     <w:p>
       <w:r>
         <w:br/>
-        <w:t>风险管理部认为，医疗科技 行业仍然面临若干</w:t>
+        <w:t>创联世纪信息有限公司 是中国 云计算 行业的重要企业之一。</w:t>
+        <w:br/>
+        <w:t>根据华辰资本 投资策略部 的研究，该公司成立于 2005 年，</w:t>
+        <w:br/>
+        <w:t>目前员工规模约 3637 人。公司近年来持续加大研发投入，</w:t>
+        <w:br/>
+        <w:t>在核心技术方面形成了较强的竞争壁垒。</w:t>
+        <w:br/>
+      </w:r>
+    </w:p>
+    <w:p>
+      <w:r>
+        <w:br/>
+        <w:t>根据内部财务模型测算，信诚致远网络有限公司 在未来三年</w:t>
+        <w:br/>
+        <w:t>收入复合增长率预计可达到 31% 左右。</w:t>
+        <w:br/>
+        <w:t>该预测基于行业需求增长以及公司产能扩张计划。</w:t>
+        <w:br/>
+      </w:r>
+    </w:p>
+    <w:p>
+      <w:r>
+        <w:br/>
+        <w:t>风险管理部认为，机器人 行业仍然面临若干</w:t>
         <w:br/>
         <w:t>不确定性因素，包括技术迭代风险、政策变化、</w:t>
         <w:br/>
@@ -818,18 +840,31 @@
     <w:p>
       <w:r>
         <w:br/>
-        <w:t>根据内部财务模型测算，雨林木风计算机网络有限公司 在未来三年</w:t>
+        <w:t>华辰资本旗下的 HC Alpha Growth Fund 在最近的资产配置会议中</w:t>
         <w:br/>
-        <w:t>收入复合增长率预计可达到 27% 左右。</w:t>
+        <w:t>讨论了 医疗科技 行业的投资机会，并对 迪摩信息有限公司</w:t>
         <w:br/>
-        <w:t>该预测基于行业需求增长以及公司产能扩张计划。</w:t>
+        <w:t>进行了重点评估。</w:t>
         <w:br/>
       </w:r>
     </w:p>
     <w:p>
       <w:r>
         <w:br/>
-        <w:t>风险管理部认为，新能源 行业仍然面临若干</w:t>
+        <w:t>雨林木风计算机科技有限公司 是中国 半导体 行业的重要企业之一。</w:t>
+        <w:br/>
+        <w:t>根据华辰资本 资产配置委员会 的研究，该公司成立于 2007 年，</w:t>
+        <w:br/>
+        <w:t>目前员工规模约 7826 人。公司近年来持续加大研发投入，</w:t>
+        <w:br/>
+        <w:t>在核心技术方面形成了较强的竞争壁垒。</w:t>
+        <w:br/>
+      </w:r>
+    </w:p>
+    <w:p>
+      <w:r>
+        <w:br/>
+        <w:t>风险管理部认为，消费科技 行业仍然面临若干</w:t>
         <w:br/>
         <w:t>不确定性因素，包括技术迭代风险、政策变化、</w:t>
         <w:br/>
@@ -840,7 +875,743 @@
     <w:p>
       <w:r>
         <w:br/>
-        <w:t>风险管理部认为，医疗科技 行业仍然面临若干</w:t>
+        <w:t>从产业链角度看，半导体 行业主要由上游设备厂商、</w:t>
+        <w:br/>
+        <w:t>中游平台企业以及下游应用厂商组成。</w:t>
+        <w:br/>
+        <w:t>联软网络有限公司 主要位于产业链的 中游 环节。</w:t>
+        <w:br/>
+      </w:r>
+    </w:p>
+    <w:p>
+      <w:r>
+        <w:br/>
+        <w:t>华辰资本旗下的 HC Alpha Growth Fund 在最近的资产配置会议中</w:t>
+        <w:br/>
+        <w:t>讨论了 云计算 行业的投资机会，并对 信诚致远科技有限公司</w:t>
+        <w:br/>
+        <w:t>进行了重点评估。</w:t>
+        <w:br/>
+      </w:r>
+    </w:p>
+    <w:tbl>
+      <w:tblPr>
+        <w:tblW w:type="auto" w:w="0"/>
+        <w:tblLook w:firstColumn="1" w:firstRow="1" w:lastColumn="0" w:lastRow="0" w:noHBand="0" w:noVBand="1" w:val="04A0"/>
+      </w:tblPr>
+      <w:tblGrid>
+        <w:gridCol w:w="2160"/>
+        <w:gridCol w:w="2160"/>
+        <w:gridCol w:w="2160"/>
+        <w:gridCol w:w="2160"/>
+      </w:tblGrid>
+      <w:tr>
+        <w:tc>
+          <w:tcPr>
+            <w:tcW w:type="dxa" w:w="2160"/>
+          </w:tcPr>
+          <w:p>
+            <w:r>
+              <w:t>公司</w:t>
+            </w:r>
+          </w:p>
+        </w:tc>
+        <w:tc>
+          <w:tcPr>
+            <w:tcW w:type="dxa" w:w="2160"/>
+          </w:tcPr>
+          <w:p>
+            <w:r>
+              <w:t>行业</w:t>
+            </w:r>
+          </w:p>
+        </w:tc>
+        <w:tc>
+          <w:tcPr>
+            <w:tcW w:type="dxa" w:w="2160"/>
+          </w:tcPr>
+          <w:p>
+            <w:r>
+              <w:t>市值</w:t>
+            </w:r>
+          </w:p>
+        </w:tc>
+        <w:tc>
+          <w:tcPr>
+            <w:tcW w:type="dxa" w:w="2160"/>
+          </w:tcPr>
+          <w:p>
+            <w:r>
+              <w:t>增长率</w:t>
+            </w:r>
+          </w:p>
+        </w:tc>
+      </w:tr>
+      <w:tr>
+        <w:tc>
+          <w:tcPr>
+            <w:tcW w:type="dxa" w:w="2160"/>
+          </w:tcPr>
+          <w:p>
+            <w:r>
+              <w:t>恩悌网络有限公司</w:t>
+            </w:r>
+          </w:p>
+        </w:tc>
+        <w:tc>
+          <w:tcPr>
+            <w:tcW w:type="dxa" w:w="2160"/>
+          </w:tcPr>
+          <w:p>
+            <w:r>
+              <w:t>新能源</w:t>
+            </w:r>
+          </w:p>
+        </w:tc>
+        <w:tc>
+          <w:tcPr>
+            <w:tcW w:type="dxa" w:w="2160"/>
+          </w:tcPr>
+          <w:p>
+            <w:r>
+              <w:t>275亿</w:t>
+            </w:r>
+          </w:p>
+        </w:tc>
+        <w:tc>
+          <w:tcPr>
+            <w:tcW w:type="dxa" w:w="2160"/>
+          </w:tcPr>
+          <w:p>
+            <w:r>
+              <w:t>7%</w:t>
+            </w:r>
+          </w:p>
+        </w:tc>
+      </w:tr>
+      <w:tr>
+        <w:tc>
+          <w:tcPr>
+            <w:tcW w:type="dxa" w:w="2160"/>
+          </w:tcPr>
+          <w:p>
+            <w:r>
+              <w:t>昂歌信息信息有限公司</w:t>
+            </w:r>
+          </w:p>
+        </w:tc>
+        <w:tc>
+          <w:tcPr>
+            <w:tcW w:type="dxa" w:w="2160"/>
+          </w:tcPr>
+          <w:p>
+            <w:r>
+              <w:t>消费科技</w:t>
+            </w:r>
+          </w:p>
+        </w:tc>
+        <w:tc>
+          <w:tcPr>
+            <w:tcW w:type="dxa" w:w="2160"/>
+          </w:tcPr>
+          <w:p>
+            <w:r>
+              <w:t>577亿</w:t>
+            </w:r>
+          </w:p>
+        </w:tc>
+        <w:tc>
+          <w:tcPr>
+            <w:tcW w:type="dxa" w:w="2160"/>
+          </w:tcPr>
+          <w:p>
+            <w:r>
+              <w:t>29%</w:t>
+            </w:r>
+          </w:p>
+        </w:tc>
+      </w:tr>
+      <w:tr>
+        <w:tc>
+          <w:tcPr>
+            <w:tcW w:type="dxa" w:w="2160"/>
+          </w:tcPr>
+          <w:p>
+            <w:r>
+              <w:t>富罳网络有限公司</w:t>
+            </w:r>
+          </w:p>
+        </w:tc>
+        <w:tc>
+          <w:tcPr>
+            <w:tcW w:type="dxa" w:w="2160"/>
+          </w:tcPr>
+          <w:p>
+            <w:r>
+              <w:t>新能源</w:t>
+            </w:r>
+          </w:p>
+        </w:tc>
+        <w:tc>
+          <w:tcPr>
+            <w:tcW w:type="dxa" w:w="2160"/>
+          </w:tcPr>
+          <w:p>
+            <w:r>
+              <w:t>783亿</w:t>
+            </w:r>
+          </w:p>
+        </w:tc>
+        <w:tc>
+          <w:tcPr>
+            <w:tcW w:type="dxa" w:w="2160"/>
+          </w:tcPr>
+          <w:p>
+            <w:r>
+              <w:t>13%</w:t>
+            </w:r>
+          </w:p>
+        </w:tc>
+      </w:tr>
+      <w:tr>
+        <w:tc>
+          <w:tcPr>
+            <w:tcW w:type="dxa" w:w="2160"/>
+          </w:tcPr>
+          <w:p>
+            <w:r>
+              <w:t>鑫博腾飞信息有限公司</w:t>
+            </w:r>
+          </w:p>
+        </w:tc>
+        <w:tc>
+          <w:tcPr>
+            <w:tcW w:type="dxa" w:w="2160"/>
+          </w:tcPr>
+          <w:p>
+            <w:r>
+              <w:t>消费科技</w:t>
+            </w:r>
+          </w:p>
+        </w:tc>
+        <w:tc>
+          <w:tcPr>
+            <w:tcW w:type="dxa" w:w="2160"/>
+          </w:tcPr>
+          <w:p>
+            <w:r>
+              <w:t>428亿</w:t>
+            </w:r>
+          </w:p>
+        </w:tc>
+        <w:tc>
+          <w:tcPr>
+            <w:tcW w:type="dxa" w:w="2160"/>
+          </w:tcPr>
+          <w:p>
+            <w:r>
+              <w:t>25%</w:t>
+            </w:r>
+          </w:p>
+        </w:tc>
+      </w:tr>
+      <w:tr>
+        <w:tc>
+          <w:tcPr>
+            <w:tcW w:type="dxa" w:w="2160"/>
+          </w:tcPr>
+          <w:p>
+            <w:r>
+              <w:t>信诚致远网络有限公司</w:t>
+            </w:r>
+          </w:p>
+        </w:tc>
+        <w:tc>
+          <w:tcPr>
+            <w:tcW w:type="dxa" w:w="2160"/>
+          </w:tcPr>
+          <w:p>
+            <w:r>
+              <w:t>半导体</w:t>
+            </w:r>
+          </w:p>
+        </w:tc>
+        <w:tc>
+          <w:tcPr>
+            <w:tcW w:type="dxa" w:w="2160"/>
+          </w:tcPr>
+          <w:p>
+            <w:r>
+              <w:t>513亿</w:t>
+            </w:r>
+          </w:p>
+        </w:tc>
+        <w:tc>
+          <w:tcPr>
+            <w:tcW w:type="dxa" w:w="2160"/>
+          </w:tcPr>
+          <w:p>
+            <w:r>
+              <w:t>15%</w:t>
+            </w:r>
+          </w:p>
+        </w:tc>
+      </w:tr>
+      <w:tr>
+        <w:tc>
+          <w:tcPr>
+            <w:tcW w:type="dxa" w:w="2160"/>
+          </w:tcPr>
+          <w:p>
+            <w:r>
+              <w:t>迪摩信息有限公司</w:t>
+            </w:r>
+          </w:p>
+        </w:tc>
+        <w:tc>
+          <w:tcPr>
+            <w:tcW w:type="dxa" w:w="2160"/>
+          </w:tcPr>
+          <w:p>
+            <w:r>
+              <w:t>医疗科技</w:t>
+            </w:r>
+          </w:p>
+        </w:tc>
+        <w:tc>
+          <w:tcPr>
+            <w:tcW w:type="dxa" w:w="2160"/>
+          </w:tcPr>
+          <w:p>
+            <w:r>
+              <w:t>730亿</w:t>
+            </w:r>
+          </w:p>
+        </w:tc>
+        <w:tc>
+          <w:tcPr>
+            <w:tcW w:type="dxa" w:w="2160"/>
+          </w:tcPr>
+          <w:p>
+            <w:r>
+              <w:t>21%</w:t>
+            </w:r>
+          </w:p>
+        </w:tc>
+      </w:tr>
+      <w:tr>
+        <w:tc>
+          <w:tcPr>
+            <w:tcW w:type="dxa" w:w="2160"/>
+          </w:tcPr>
+          <w:p>
+            <w:r>
+              <w:t>天开科技有限公司</w:t>
+            </w:r>
+          </w:p>
+        </w:tc>
+        <w:tc>
+          <w:tcPr>
+            <w:tcW w:type="dxa" w:w="2160"/>
+          </w:tcPr>
+          <w:p>
+            <w:r>
+              <w:t>消费科技</w:t>
+            </w:r>
+          </w:p>
+        </w:tc>
+        <w:tc>
+          <w:tcPr>
+            <w:tcW w:type="dxa" w:w="2160"/>
+          </w:tcPr>
+          <w:p>
+            <w:r>
+              <w:t>312亿</w:t>
+            </w:r>
+          </w:p>
+        </w:tc>
+        <w:tc>
+          <w:tcPr>
+            <w:tcW w:type="dxa" w:w="2160"/>
+          </w:tcPr>
+          <w:p>
+            <w:r>
+              <w:t>7%</w:t>
+            </w:r>
+          </w:p>
+        </w:tc>
+      </w:tr>
+      <w:tr>
+        <w:tc>
+          <w:tcPr>
+            <w:tcW w:type="dxa" w:w="2160"/>
+          </w:tcPr>
+          <w:p>
+            <w:r>
+              <w:t>昂歌信息信息有限公司</w:t>
+            </w:r>
+          </w:p>
+        </w:tc>
+        <w:tc>
+          <w:tcPr>
+            <w:tcW w:type="dxa" w:w="2160"/>
+          </w:tcPr>
+          <w:p>
+            <w:r>
+              <w:t>消费科技</w:t>
+            </w:r>
+          </w:p>
+        </w:tc>
+        <w:tc>
+          <w:tcPr>
+            <w:tcW w:type="dxa" w:w="2160"/>
+          </w:tcPr>
+          <w:p>
+            <w:r>
+              <w:t>338亿</w:t>
+            </w:r>
+          </w:p>
+        </w:tc>
+        <w:tc>
+          <w:tcPr>
+            <w:tcW w:type="dxa" w:w="2160"/>
+          </w:tcPr>
+          <w:p>
+            <w:r>
+              <w:t>19%</w:t>
+            </w:r>
+          </w:p>
+        </w:tc>
+      </w:tr>
+      <w:tr>
+        <w:tc>
+          <w:tcPr>
+            <w:tcW w:type="dxa" w:w="2160"/>
+          </w:tcPr>
+          <w:p>
+            <w:r>
+              <w:t>巨奥传媒有限公司</w:t>
+            </w:r>
+          </w:p>
+        </w:tc>
+        <w:tc>
+          <w:tcPr>
+            <w:tcW w:type="dxa" w:w="2160"/>
+          </w:tcPr>
+          <w:p>
+            <w:r>
+              <w:t>人工智能</w:t>
+            </w:r>
+          </w:p>
+        </w:tc>
+        <w:tc>
+          <w:tcPr>
+            <w:tcW w:type="dxa" w:w="2160"/>
+          </w:tcPr>
+          <w:p>
+            <w:r>
+              <w:t>654亿</w:t>
+            </w:r>
+          </w:p>
+        </w:tc>
+        <w:tc>
+          <w:tcPr>
+            <w:tcW w:type="dxa" w:w="2160"/>
+          </w:tcPr>
+          <w:p>
+            <w:r>
+              <w:t>17%</w:t>
+            </w:r>
+          </w:p>
+        </w:tc>
+      </w:tr>
+      <w:tr>
+        <w:tc>
+          <w:tcPr>
+            <w:tcW w:type="dxa" w:w="2160"/>
+          </w:tcPr>
+          <w:p>
+            <w:r>
+              <w:t>通际名联网络有限公司</w:t>
+            </w:r>
+          </w:p>
+        </w:tc>
+        <w:tc>
+          <w:tcPr>
+            <w:tcW w:type="dxa" w:w="2160"/>
+          </w:tcPr>
+          <w:p>
+            <w:r>
+              <w:t>机器人</w:t>
+            </w:r>
+          </w:p>
+        </w:tc>
+        <w:tc>
+          <w:tcPr>
+            <w:tcW w:type="dxa" w:w="2160"/>
+          </w:tcPr>
+          <w:p>
+            <w:r>
+              <w:t>727亿</w:t>
+            </w:r>
+          </w:p>
+        </w:tc>
+        <w:tc>
+          <w:tcPr>
+            <w:tcW w:type="dxa" w:w="2160"/>
+          </w:tcPr>
+          <w:p>
+            <w:r>
+              <w:t>26%</w:t>
+            </w:r>
+          </w:p>
+        </w:tc>
+      </w:tr>
+      <w:tr>
+        <w:tc>
+          <w:tcPr>
+            <w:tcW w:type="dxa" w:w="2160"/>
+          </w:tcPr>
+          <w:p>
+            <w:r>
+              <w:t>泰麒麟网络有限公司</w:t>
+            </w:r>
+          </w:p>
+        </w:tc>
+        <w:tc>
+          <w:tcPr>
+            <w:tcW w:type="dxa" w:w="2160"/>
+          </w:tcPr>
+          <w:p>
+            <w:r>
+              <w:t>云计算</w:t>
+            </w:r>
+          </w:p>
+        </w:tc>
+        <w:tc>
+          <w:tcPr>
+            <w:tcW w:type="dxa" w:w="2160"/>
+          </w:tcPr>
+          <w:p>
+            <w:r>
+              <w:t>727亿</w:t>
+            </w:r>
+          </w:p>
+        </w:tc>
+        <w:tc>
+          <w:tcPr>
+            <w:tcW w:type="dxa" w:w="2160"/>
+          </w:tcPr>
+          <w:p>
+            <w:r>
+              <w:t>10%</w:t>
+            </w:r>
+          </w:p>
+        </w:tc>
+      </w:tr>
+      <w:tr>
+        <w:tc>
+          <w:tcPr>
+            <w:tcW w:type="dxa" w:w="2160"/>
+          </w:tcPr>
+          <w:p>
+            <w:r>
+              <w:t>方正科技信息有限公司</w:t>
+            </w:r>
+          </w:p>
+        </w:tc>
+        <w:tc>
+          <w:tcPr>
+            <w:tcW w:type="dxa" w:w="2160"/>
+          </w:tcPr>
+          <w:p>
+            <w:r>
+              <w:t>消费科技</w:t>
+            </w:r>
+          </w:p>
+        </w:tc>
+        <w:tc>
+          <w:tcPr>
+            <w:tcW w:type="dxa" w:w="2160"/>
+          </w:tcPr>
+          <w:p>
+            <w:r>
+              <w:t>142亿</w:t>
+            </w:r>
+          </w:p>
+        </w:tc>
+        <w:tc>
+          <w:tcPr>
+            <w:tcW w:type="dxa" w:w="2160"/>
+          </w:tcPr>
+          <w:p>
+            <w:r>
+              <w:t>19%</w:t>
+            </w:r>
+          </w:p>
+        </w:tc>
+      </w:tr>
+      <w:tr>
+        <w:tc>
+          <w:tcPr>
+            <w:tcW w:type="dxa" w:w="2160"/>
+          </w:tcPr>
+          <w:p>
+            <w:r>
+              <w:t>创汇传媒有限公司</w:t>
+            </w:r>
+          </w:p>
+        </w:tc>
+        <w:tc>
+          <w:tcPr>
+            <w:tcW w:type="dxa" w:w="2160"/>
+          </w:tcPr>
+          <w:p>
+            <w:r>
+              <w:t>新能源</w:t>
+            </w:r>
+          </w:p>
+        </w:tc>
+        <w:tc>
+          <w:tcPr>
+            <w:tcW w:type="dxa" w:w="2160"/>
+          </w:tcPr>
+          <w:p>
+            <w:r>
+              <w:t>476亿</w:t>
+            </w:r>
+          </w:p>
+        </w:tc>
+        <w:tc>
+          <w:tcPr>
+            <w:tcW w:type="dxa" w:w="2160"/>
+          </w:tcPr>
+          <w:p>
+            <w:r>
+              <w:t>16%</w:t>
+            </w:r>
+          </w:p>
+        </w:tc>
+      </w:tr>
+      <w:tr>
+        <w:tc>
+          <w:tcPr>
+            <w:tcW w:type="dxa" w:w="2160"/>
+          </w:tcPr>
+          <w:p>
+            <w:r>
+              <w:t>戴硕电子网络有限公司</w:t>
+            </w:r>
+          </w:p>
+        </w:tc>
+        <w:tc>
+          <w:tcPr>
+            <w:tcW w:type="dxa" w:w="2160"/>
+          </w:tcPr>
+          <w:p>
+            <w:r>
+              <w:t>新能源</w:t>
+            </w:r>
+          </w:p>
+        </w:tc>
+        <w:tc>
+          <w:tcPr>
+            <w:tcW w:type="dxa" w:w="2160"/>
+          </w:tcPr>
+          <w:p>
+            <w:r>
+              <w:t>548亿</w:t>
+            </w:r>
+          </w:p>
+        </w:tc>
+        <w:tc>
+          <w:tcPr>
+            <w:tcW w:type="dxa" w:w="2160"/>
+          </w:tcPr>
+          <w:p>
+            <w:r>
+              <w:t>28%</w:t>
+            </w:r>
+          </w:p>
+        </w:tc>
+      </w:tr>
+      <w:tr>
+        <w:tc>
+          <w:tcPr>
+            <w:tcW w:type="dxa" w:w="2160"/>
+          </w:tcPr>
+          <w:p>
+            <w:r>
+              <w:t>华泰通安传媒有限公司</w:t>
+            </w:r>
+          </w:p>
+        </w:tc>
+        <w:tc>
+          <w:tcPr>
+            <w:tcW w:type="dxa" w:w="2160"/>
+          </w:tcPr>
+          <w:p>
+            <w:r>
+              <w:t>消费科技</w:t>
+            </w:r>
+          </w:p>
+        </w:tc>
+        <w:tc>
+          <w:tcPr>
+            <w:tcW w:type="dxa" w:w="2160"/>
+          </w:tcPr>
+          <w:p>
+            <w:r>
+              <w:t>484亿</w:t>
+            </w:r>
+          </w:p>
+        </w:tc>
+        <w:tc>
+          <w:tcPr>
+            <w:tcW w:type="dxa" w:w="2160"/>
+          </w:tcPr>
+          <w:p>
+            <w:r>
+              <w:t>8%</w:t>
+            </w:r>
+          </w:p>
+        </w:tc>
+      </w:tr>
+    </w:tbl>
+    <w:p>
+      <w:pPr>
+        <w:pStyle w:val="Heading1"/>
+      </w:pPr>
+      <w:r>
+        <w:t>行业分析 3</w:t>
+      </w:r>
+    </w:p>
+    <w:p>
+      <w:r>
+        <w:br/>
+        <w:t>华辰资本旗下的 HC Quant Arbitrage Fund 在最近的资产配置会议中</w:t>
+        <w:br/>
+        <w:t>讨论了 医疗科技 行业的投资机会，并对 华成育卓科技有限公司</w:t>
+        <w:br/>
+        <w:t>进行了重点评估。</w:t>
+        <w:br/>
+      </w:r>
+    </w:p>
+    <w:p>
+      <w:r>
+        <w:br/>
+        <w:t>华辰资本旗下的 HC AI Innovation Fund 在最近的资产配置会议中</w:t>
+        <w:br/>
+        <w:t>讨论了 人工智能 行业的投资机会，并对 通际名联科技有限公司</w:t>
+        <w:br/>
+        <w:t>进行了重点评估。</w:t>
+        <w:br/>
+      </w:r>
+    </w:p>
+    <w:p>
+      <w:r>
+        <w:br/>
+        <w:t>风险管理部认为，消费科技 行业仍然面临若干</w:t>
         <w:br/>
         <w:t>不确定性因素，包括技术迭代风险、政策变化、</w:t>
         <w:br/>
@@ -862,9 +1633,20 @@
     <w:p>
       <w:r>
         <w:br/>
-        <w:t>华辰资本旗下的 HC AI Innovation Fund 在最近的资产配置会议中</w:t>
+        <w:t>根据内部财务模型测算，精芯信息有限公司 在未来三年</w:t>
         <w:br/>
-        <w:t>讨论了 机器人 行业的投资机会，并对 济南亿次元网络有限公司</w:t>
+        <w:t>收入复合增长率预计可达到 24% 左右。</w:t>
+        <w:br/>
+        <w:t>该预测基于行业需求增长以及公司产能扩张计划。</w:t>
+        <w:br/>
+      </w:r>
+    </w:p>
+    <w:p>
+      <w:r>
+        <w:br/>
+        <w:t>华辰资本旗下的 HC Alpha Growth Fund 在最近的资产配置会议中</w:t>
+        <w:br/>
+        <w:t>讨论了 人工智能 行业的投资机会，并对 飞利信科技有限公司</w:t>
         <w:br/>
         <w:t>进行了重点评估。</w:t>
         <w:br/>
@@ -873,22 +1655,22 @@
     <w:p>
       <w:r>
         <w:br/>
-        <w:t>根据内部财务模型测算，济南亿次元网络有限公司 在未来三年</w:t>
+        <w:t>华辰资本旗下的 HC Quant Arbitrage Fund 在最近的资产配置会议中</w:t>
         <w:br/>
-        <w:t>收入复合增长率预计可达到 20% 左右。</w:t>
+        <w:t>讨论了 人工智能 行业的投资机会，并对 飞利信科技有限公司</w:t>
         <w:br/>
-        <w:t>该预测基于行业需求增长以及公司产能扩张计划。</w:t>
+        <w:t>进行了重点评估。</w:t>
         <w:br/>
       </w:r>
     </w:p>
     <w:p>
       <w:r>
         <w:br/>
-        <w:t>从产业链角度看，半导体 行业主要由上游设备厂商、</w:t>
+        <w:t>华辰资本旗下的 HC Energy Transition Fund 在最近的资产配置会议中</w:t>
         <w:br/>
-        <w:t>中游平台企业以及下游应用厂商组成。</w:t>
+        <w:t>讨论了 医疗科技 行业的投资机会，并对 华成育卓科技有限公司</w:t>
         <w:br/>
-        <w:t>浦华众城科技有限公司 主要位于产业链的 下游 环节。</w:t>
+        <w:t>进行了重点评估。</w:t>
         <w:br/>
       </w:r>
     </w:p>
@@ -952,37 +1734,37 @@
           </w:tcPr>
           <w:p>
             <w:r>
-              <w:t>九方信息有限公司</w:t>
-            </w:r>
-          </w:p>
-        </w:tc>
-        <w:tc>
-          <w:tcPr>
-            <w:tcW w:type="dxa" w:w="2160"/>
-          </w:tcPr>
-          <w:p>
-            <w:r>
-              <w:t>新能源</w:t>
-            </w:r>
-          </w:p>
-        </w:tc>
-        <w:tc>
-          <w:tcPr>
-            <w:tcW w:type="dxa" w:w="2160"/>
-          </w:tcPr>
-          <w:p>
-            <w:r>
-              <w:t>343亿</w:t>
-            </w:r>
-          </w:p>
-        </w:tc>
-        <w:tc>
-          <w:tcPr>
-            <w:tcW w:type="dxa" w:w="2160"/>
-          </w:tcPr>
-          <w:p>
-            <w:r>
-              <w:t>15%</w:t>
+              <w:t>图龙信息传媒有限公司</w:t>
+            </w:r>
+          </w:p>
+        </w:tc>
+        <w:tc>
+          <w:tcPr>
+            <w:tcW w:type="dxa" w:w="2160"/>
+          </w:tcPr>
+          <w:p>
+            <w:r>
+              <w:t>机器人</w:t>
+            </w:r>
+          </w:p>
+        </w:tc>
+        <w:tc>
+          <w:tcPr>
+            <w:tcW w:type="dxa" w:w="2160"/>
+          </w:tcPr>
+          <w:p>
+            <w:r>
+              <w:t>571亿</w:t>
+            </w:r>
+          </w:p>
+        </w:tc>
+        <w:tc>
+          <w:tcPr>
+            <w:tcW w:type="dxa" w:w="2160"/>
+          </w:tcPr>
+          <w:p>
+            <w:r>
+              <w:t>24%</w:t>
             </w:r>
           </w:p>
         </w:tc>
@@ -994,37 +1776,37 @@
           </w:tcPr>
           <w:p>
             <w:r>
-              <w:t>济南亿次元网络有限公司</w:t>
-            </w:r>
-          </w:p>
-        </w:tc>
-        <w:tc>
-          <w:tcPr>
-            <w:tcW w:type="dxa" w:w="2160"/>
-          </w:tcPr>
-          <w:p>
-            <w:r>
-              <w:t>机器人</w:t>
-            </w:r>
-          </w:p>
-        </w:tc>
-        <w:tc>
-          <w:tcPr>
-            <w:tcW w:type="dxa" w:w="2160"/>
-          </w:tcPr>
-          <w:p>
-            <w:r>
-              <w:t>286亿</w:t>
-            </w:r>
-          </w:p>
-        </w:tc>
-        <w:tc>
-          <w:tcPr>
-            <w:tcW w:type="dxa" w:w="2160"/>
-          </w:tcPr>
-          <w:p>
-            <w:r>
-              <w:t>23%</w:t>
+              <w:t>艾提科信科技有限公司</w:t>
+            </w:r>
+          </w:p>
+        </w:tc>
+        <w:tc>
+          <w:tcPr>
+            <w:tcW w:type="dxa" w:w="2160"/>
+          </w:tcPr>
+          <w:p>
+            <w:r>
+              <w:t>云计算</w:t>
+            </w:r>
+          </w:p>
+        </w:tc>
+        <w:tc>
+          <w:tcPr>
+            <w:tcW w:type="dxa" w:w="2160"/>
+          </w:tcPr>
+          <w:p>
+            <w:r>
+              <w:t>676亿</w:t>
+            </w:r>
+          </w:p>
+        </w:tc>
+        <w:tc>
+          <w:tcPr>
+            <w:tcW w:type="dxa" w:w="2160"/>
+          </w:tcPr>
+          <w:p>
+            <w:r>
+              <w:t>25%</w:t>
             </w:r>
           </w:p>
         </w:tc>
@@ -1036,37 +1818,37 @@
           </w:tcPr>
           <w:p>
             <w:r>
-              <w:t>创汇传媒有限公司</w:t>
-            </w:r>
-          </w:p>
-        </w:tc>
-        <w:tc>
-          <w:tcPr>
-            <w:tcW w:type="dxa" w:w="2160"/>
-          </w:tcPr>
-          <w:p>
-            <w:r>
-              <w:t>新能源</w:t>
-            </w:r>
-          </w:p>
-        </w:tc>
-        <w:tc>
-          <w:tcPr>
-            <w:tcW w:type="dxa" w:w="2160"/>
-          </w:tcPr>
-          <w:p>
-            <w:r>
-              <w:t>499亿</w:t>
-            </w:r>
-          </w:p>
-        </w:tc>
-        <w:tc>
-          <w:tcPr>
-            <w:tcW w:type="dxa" w:w="2160"/>
-          </w:tcPr>
-          <w:p>
-            <w:r>
-              <w:t>12%</w:t>
+              <w:t>图龙信息传媒有限公司</w:t>
+            </w:r>
+          </w:p>
+        </w:tc>
+        <w:tc>
+          <w:tcPr>
+            <w:tcW w:type="dxa" w:w="2160"/>
+          </w:tcPr>
+          <w:p>
+            <w:r>
+              <w:t>机器人</w:t>
+            </w:r>
+          </w:p>
+        </w:tc>
+        <w:tc>
+          <w:tcPr>
+            <w:tcW w:type="dxa" w:w="2160"/>
+          </w:tcPr>
+          <w:p>
+            <w:r>
+              <w:t>486亿</w:t>
+            </w:r>
+          </w:p>
+        </w:tc>
+        <w:tc>
+          <w:tcPr>
+            <w:tcW w:type="dxa" w:w="2160"/>
+          </w:tcPr>
+          <w:p>
+            <w:r>
+              <w:t>29%</w:t>
             </w:r>
           </w:p>
         </w:tc>
@@ -1078,37 +1860,37 @@
           </w:tcPr>
           <w:p>
             <w:r>
-              <w:t>东方峻景传媒有限公司</w:t>
-            </w:r>
-          </w:p>
-        </w:tc>
-        <w:tc>
-          <w:tcPr>
-            <w:tcW w:type="dxa" w:w="2160"/>
-          </w:tcPr>
-          <w:p>
-            <w:r>
-              <w:t>新能源</w:t>
-            </w:r>
-          </w:p>
-        </w:tc>
-        <w:tc>
-          <w:tcPr>
-            <w:tcW w:type="dxa" w:w="2160"/>
-          </w:tcPr>
-          <w:p>
-            <w:r>
-              <w:t>781亿</w:t>
-            </w:r>
-          </w:p>
-        </w:tc>
-        <w:tc>
-          <w:tcPr>
-            <w:tcW w:type="dxa" w:w="2160"/>
-          </w:tcPr>
-          <w:p>
-            <w:r>
-              <w:t>25%</w:t>
+              <w:t>信诚致远网络有限公司</w:t>
+            </w:r>
+          </w:p>
+        </w:tc>
+        <w:tc>
+          <w:tcPr>
+            <w:tcW w:type="dxa" w:w="2160"/>
+          </w:tcPr>
+          <w:p>
+            <w:r>
+              <w:t>半导体</w:t>
+            </w:r>
+          </w:p>
+        </w:tc>
+        <w:tc>
+          <w:tcPr>
+            <w:tcW w:type="dxa" w:w="2160"/>
+          </w:tcPr>
+          <w:p>
+            <w:r>
+              <w:t>346亿</w:t>
+            </w:r>
+          </w:p>
+        </w:tc>
+        <w:tc>
+          <w:tcPr>
+            <w:tcW w:type="dxa" w:w="2160"/>
+          </w:tcPr>
+          <w:p>
+            <w:r>
+              <w:t>24%</w:t>
             </w:r>
           </w:p>
         </w:tc>
@@ -1120,37 +1902,37 @@
           </w:tcPr>
           <w:p>
             <w:r>
-              <w:t>华远软件信息有限公司</w:t>
-            </w:r>
-          </w:p>
-        </w:tc>
-        <w:tc>
-          <w:tcPr>
-            <w:tcW w:type="dxa" w:w="2160"/>
-          </w:tcPr>
-          <w:p>
-            <w:r>
-              <w:t>半导体</w:t>
-            </w:r>
-          </w:p>
-        </w:tc>
-        <w:tc>
-          <w:tcPr>
-            <w:tcW w:type="dxa" w:w="2160"/>
-          </w:tcPr>
-          <w:p>
-            <w:r>
-              <w:t>461亿</w:t>
-            </w:r>
-          </w:p>
-        </w:tc>
-        <w:tc>
-          <w:tcPr>
-            <w:tcW w:type="dxa" w:w="2160"/>
-          </w:tcPr>
-          <w:p>
-            <w:r>
-              <w:t>24%</w:t>
+              <w:t>九方传媒有限公司</w:t>
+            </w:r>
+          </w:p>
+        </w:tc>
+        <w:tc>
+          <w:tcPr>
+            <w:tcW w:type="dxa" w:w="2160"/>
+          </w:tcPr>
+          <w:p>
+            <w:r>
+              <w:t>医疗科技</w:t>
+            </w:r>
+          </w:p>
+        </w:tc>
+        <w:tc>
+          <w:tcPr>
+            <w:tcW w:type="dxa" w:w="2160"/>
+          </w:tcPr>
+          <w:p>
+            <w:r>
+              <w:t>615亿</w:t>
+            </w:r>
+          </w:p>
+        </w:tc>
+        <w:tc>
+          <w:tcPr>
+            <w:tcW w:type="dxa" w:w="2160"/>
+          </w:tcPr>
+          <w:p>
+            <w:r>
+              <w:t>11%</w:t>
             </w:r>
           </w:p>
         </w:tc>
@@ -1162,7 +1944,7 @@
           </w:tcPr>
           <w:p>
             <w:r>
-              <w:t>万迅电脑网络有限公司</w:t>
+              <w:t>联软网络有限公司</w:t>
             </w:r>
           </w:p>
         </w:tc>
@@ -1182,17 +1964,17 @@
           </w:tcPr>
           <w:p>
             <w:r>
-              <w:t>630亿</w:t>
-            </w:r>
-          </w:p>
-        </w:tc>
-        <w:tc>
-          <w:tcPr>
-            <w:tcW w:type="dxa" w:w="2160"/>
-          </w:tcPr>
-          <w:p>
-            <w:r>
-              <w:t>8%</w:t>
+              <w:t>708亿</w:t>
+            </w:r>
+          </w:p>
+        </w:tc>
+        <w:tc>
+          <w:tcPr>
+            <w:tcW w:type="dxa" w:w="2160"/>
+          </w:tcPr>
+          <w:p>
+            <w:r>
+              <w:t>9%</w:t>
             </w:r>
           </w:p>
         </w:tc>
@@ -1204,37 +1986,37 @@
           </w:tcPr>
           <w:p>
             <w:r>
-              <w:t>鸿睿思博信息有限公司</w:t>
-            </w:r>
-          </w:p>
-        </w:tc>
-        <w:tc>
-          <w:tcPr>
-            <w:tcW w:type="dxa" w:w="2160"/>
-          </w:tcPr>
-          <w:p>
-            <w:r>
-              <w:t>半导体</w:t>
-            </w:r>
-          </w:p>
-        </w:tc>
-        <w:tc>
-          <w:tcPr>
-            <w:tcW w:type="dxa" w:w="2160"/>
-          </w:tcPr>
-          <w:p>
-            <w:r>
-              <w:t>255亿</w:t>
-            </w:r>
-          </w:p>
-        </w:tc>
-        <w:tc>
-          <w:tcPr>
-            <w:tcW w:type="dxa" w:w="2160"/>
-          </w:tcPr>
-          <w:p>
-            <w:r>
-              <w:t>24%</w:t>
+              <w:t>新格林耐特网络有限公司</w:t>
+            </w:r>
+          </w:p>
+        </w:tc>
+        <w:tc>
+          <w:tcPr>
+            <w:tcW w:type="dxa" w:w="2160"/>
+          </w:tcPr>
+          <w:p>
+            <w:r>
+              <w:t>人工智能</w:t>
+            </w:r>
+          </w:p>
+        </w:tc>
+        <w:tc>
+          <w:tcPr>
+            <w:tcW w:type="dxa" w:w="2160"/>
+          </w:tcPr>
+          <w:p>
+            <w:r>
+              <w:t>236亿</w:t>
+            </w:r>
+          </w:p>
+        </w:tc>
+        <w:tc>
+          <w:tcPr>
+            <w:tcW w:type="dxa" w:w="2160"/>
+          </w:tcPr>
+          <w:p>
+            <w:r>
+              <w:t>5%</w:t>
             </w:r>
           </w:p>
         </w:tc>
@@ -1246,37 +2028,37 @@
           </w:tcPr>
           <w:p>
             <w:r>
-              <w:t>创汇传媒有限公司</w:t>
-            </w:r>
-          </w:p>
-        </w:tc>
-        <w:tc>
-          <w:tcPr>
-            <w:tcW w:type="dxa" w:w="2160"/>
-          </w:tcPr>
-          <w:p>
-            <w:r>
-              <w:t>新能源</w:t>
-            </w:r>
-          </w:p>
-        </w:tc>
-        <w:tc>
-          <w:tcPr>
-            <w:tcW w:type="dxa" w:w="2160"/>
-          </w:tcPr>
-          <w:p>
-            <w:r>
-              <w:t>136亿</w:t>
-            </w:r>
-          </w:p>
-        </w:tc>
-        <w:tc>
-          <w:tcPr>
-            <w:tcW w:type="dxa" w:w="2160"/>
-          </w:tcPr>
-          <w:p>
-            <w:r>
-              <w:t>26%</w:t>
+              <w:t>泰麒麟网络有限公司</w:t>
+            </w:r>
+          </w:p>
+        </w:tc>
+        <w:tc>
+          <w:tcPr>
+            <w:tcW w:type="dxa" w:w="2160"/>
+          </w:tcPr>
+          <w:p>
+            <w:r>
+              <w:t>云计算</w:t>
+            </w:r>
+          </w:p>
+        </w:tc>
+        <w:tc>
+          <w:tcPr>
+            <w:tcW w:type="dxa" w:w="2160"/>
+          </w:tcPr>
+          <w:p>
+            <w:r>
+              <w:t>361亿</w:t>
+            </w:r>
+          </w:p>
+        </w:tc>
+        <w:tc>
+          <w:tcPr>
+            <w:tcW w:type="dxa" w:w="2160"/>
+          </w:tcPr>
+          <w:p>
+            <w:r>
+              <w:t>13%</w:t>
             </w:r>
           </w:p>
         </w:tc>
@@ -1288,7 +2070,7 @@
           </w:tcPr>
           <w:p>
             <w:r>
-              <w:t>创亿信息有限公司</w:t>
+              <w:t>昊嘉科技有限公司</w:t>
             </w:r>
           </w:p>
         </w:tc>
@@ -1308,17 +2090,17 @@
           </w:tcPr>
           <w:p>
             <w:r>
-              <w:t>542亿</w:t>
-            </w:r>
-          </w:p>
-        </w:tc>
-        <w:tc>
-          <w:tcPr>
-            <w:tcW w:type="dxa" w:w="2160"/>
-          </w:tcPr>
-          <w:p>
-            <w:r>
-              <w:t>20%</w:t>
+              <w:t>613亿</w:t>
+            </w:r>
+          </w:p>
+        </w:tc>
+        <w:tc>
+          <w:tcPr>
+            <w:tcW w:type="dxa" w:w="2160"/>
+          </w:tcPr>
+          <w:p>
+            <w:r>
+              <w:t>16%</w:t>
             </w:r>
           </w:p>
         </w:tc>
@@ -1330,37 +2112,37 @@
           </w:tcPr>
           <w:p>
             <w:r>
-              <w:t>创汇传媒有限公司</w:t>
-            </w:r>
-          </w:p>
-        </w:tc>
-        <w:tc>
-          <w:tcPr>
-            <w:tcW w:type="dxa" w:w="2160"/>
-          </w:tcPr>
-          <w:p>
-            <w:r>
-              <w:t>新能源</w:t>
-            </w:r>
-          </w:p>
-        </w:tc>
-        <w:tc>
-          <w:tcPr>
-            <w:tcW w:type="dxa" w:w="2160"/>
-          </w:tcPr>
-          <w:p>
-            <w:r>
-              <w:t>693亿</w:t>
-            </w:r>
-          </w:p>
-        </w:tc>
-        <w:tc>
-          <w:tcPr>
-            <w:tcW w:type="dxa" w:w="2160"/>
-          </w:tcPr>
-          <w:p>
-            <w:r>
-              <w:t>29%</w:t>
+              <w:t>华泰通安网络有限公司</w:t>
+            </w:r>
+          </w:p>
+        </w:tc>
+        <w:tc>
+          <w:tcPr>
+            <w:tcW w:type="dxa" w:w="2160"/>
+          </w:tcPr>
+          <w:p>
+            <w:r>
+              <w:t>半导体</w:t>
+            </w:r>
+          </w:p>
+        </w:tc>
+        <w:tc>
+          <w:tcPr>
+            <w:tcW w:type="dxa" w:w="2160"/>
+          </w:tcPr>
+          <w:p>
+            <w:r>
+              <w:t>541亿</w:t>
+            </w:r>
+          </w:p>
+        </w:tc>
+        <w:tc>
+          <w:tcPr>
+            <w:tcW w:type="dxa" w:w="2160"/>
+          </w:tcPr>
+          <w:p>
+            <w:r>
+              <w:t>10%</w:t>
             </w:r>
           </w:p>
         </w:tc>
@@ -1372,37 +2154,37 @@
           </w:tcPr>
           <w:p>
             <w:r>
-              <w:t>浦华众城信息有限公司</w:t>
-            </w:r>
-          </w:p>
-        </w:tc>
-        <w:tc>
-          <w:tcPr>
-            <w:tcW w:type="dxa" w:w="2160"/>
-          </w:tcPr>
-          <w:p>
-            <w:r>
-              <w:t>云计算</w:t>
-            </w:r>
-          </w:p>
-        </w:tc>
-        <w:tc>
-          <w:tcPr>
-            <w:tcW w:type="dxa" w:w="2160"/>
-          </w:tcPr>
-          <w:p>
-            <w:r>
-              <w:t>233亿</w:t>
-            </w:r>
-          </w:p>
-        </w:tc>
-        <w:tc>
-          <w:tcPr>
-            <w:tcW w:type="dxa" w:w="2160"/>
-          </w:tcPr>
-          <w:p>
-            <w:r>
-              <w:t>14%</w:t>
+              <w:t>方正科技信息有限公司</w:t>
+            </w:r>
+          </w:p>
+        </w:tc>
+        <w:tc>
+          <w:tcPr>
+            <w:tcW w:type="dxa" w:w="2160"/>
+          </w:tcPr>
+          <w:p>
+            <w:r>
+              <w:t>消费科技</w:t>
+            </w:r>
+          </w:p>
+        </w:tc>
+        <w:tc>
+          <w:tcPr>
+            <w:tcW w:type="dxa" w:w="2160"/>
+          </w:tcPr>
+          <w:p>
+            <w:r>
+              <w:t>388亿</w:t>
+            </w:r>
+          </w:p>
+        </w:tc>
+        <w:tc>
+          <w:tcPr>
+            <w:tcW w:type="dxa" w:w="2160"/>
+          </w:tcPr>
+          <w:p>
+            <w:r>
+              <w:t>9%</w:t>
             </w:r>
           </w:p>
         </w:tc>
@@ -1414,7 +2196,7 @@
           </w:tcPr>
           <w:p>
             <w:r>
-              <w:t>快讯网络有限公司</w:t>
+              <w:t>戴硕电子网络有限公司</w:t>
             </w:r>
           </w:p>
         </w:tc>
@@ -1434,17 +2216,17 @@
           </w:tcPr>
           <w:p>
             <w:r>
-              <w:t>748亿</w:t>
-            </w:r>
-          </w:p>
-        </w:tc>
-        <w:tc>
-          <w:tcPr>
-            <w:tcW w:type="dxa" w:w="2160"/>
-          </w:tcPr>
-          <w:p>
-            <w:r>
-              <w:t>6%</w:t>
+              <w:t>333亿</w:t>
+            </w:r>
+          </w:p>
+        </w:tc>
+        <w:tc>
+          <w:tcPr>
+            <w:tcW w:type="dxa" w:w="2160"/>
+          </w:tcPr>
+          <w:p>
+            <w:r>
+              <w:t>19%</w:t>
             </w:r>
           </w:p>
         </w:tc>
@@ -1456,7 +2238,7 @@
           </w:tcPr>
           <w:p>
             <w:r>
-              <w:t>快讯网络有限公司</w:t>
+              <w:t>创汇传媒有限公司</w:t>
             </w:r>
           </w:p>
         </w:tc>
@@ -1476,17 +2258,17 @@
           </w:tcPr>
           <w:p>
             <w:r>
-              <w:t>260亿</w:t>
-            </w:r>
-          </w:p>
-        </w:tc>
-        <w:tc>
-          <w:tcPr>
-            <w:tcW w:type="dxa" w:w="2160"/>
-          </w:tcPr>
-          <w:p>
-            <w:r>
-              <w:t>30%</w:t>
+              <w:t>290亿</w:t>
+            </w:r>
+          </w:p>
+        </w:tc>
+        <w:tc>
+          <w:tcPr>
+            <w:tcW w:type="dxa" w:w="2160"/>
+          </w:tcPr>
+          <w:p>
+            <w:r>
+              <w:t>5%</w:t>
             </w:r>
           </w:p>
         </w:tc>
@@ -1498,37 +2280,37 @@
           </w:tcPr>
           <w:p>
             <w:r>
-              <w:t>立信电子网络有限公司</w:t>
-            </w:r>
-          </w:p>
-        </w:tc>
-        <w:tc>
-          <w:tcPr>
-            <w:tcW w:type="dxa" w:w="2160"/>
-          </w:tcPr>
-          <w:p>
-            <w:r>
-              <w:t>云计算</w:t>
-            </w:r>
-          </w:p>
-        </w:tc>
-        <w:tc>
-          <w:tcPr>
-            <w:tcW w:type="dxa" w:w="2160"/>
-          </w:tcPr>
-          <w:p>
-            <w:r>
-              <w:t>477亿</w:t>
-            </w:r>
-          </w:p>
-        </w:tc>
-        <w:tc>
-          <w:tcPr>
-            <w:tcW w:type="dxa" w:w="2160"/>
-          </w:tcPr>
-          <w:p>
-            <w:r>
-              <w:t>18%</w:t>
+              <w:t>明腾传媒有限公司</w:t>
+            </w:r>
+          </w:p>
+        </w:tc>
+        <w:tc>
+          <w:tcPr>
+            <w:tcW w:type="dxa" w:w="2160"/>
+          </w:tcPr>
+          <w:p>
+            <w:r>
+              <w:t>人工智能</w:t>
+            </w:r>
+          </w:p>
+        </w:tc>
+        <w:tc>
+          <w:tcPr>
+            <w:tcW w:type="dxa" w:w="2160"/>
+          </w:tcPr>
+          <w:p>
+            <w:r>
+              <w:t>751亿</w:t>
+            </w:r>
+          </w:p>
+        </w:tc>
+        <w:tc>
+          <w:tcPr>
+            <w:tcW w:type="dxa" w:w="2160"/>
+          </w:tcPr>
+          <w:p>
+            <w:r>
+              <w:t>12%</w:t>
             </w:r>
           </w:p>
         </w:tc>
@@ -1540,37 +2322,37 @@
           </w:tcPr>
           <w:p>
             <w:r>
-              <w:t>创汇传媒有限公司</w:t>
-            </w:r>
-          </w:p>
-        </w:tc>
-        <w:tc>
-          <w:tcPr>
-            <w:tcW w:type="dxa" w:w="2160"/>
-          </w:tcPr>
-          <w:p>
-            <w:r>
-              <w:t>新能源</w:t>
-            </w:r>
-          </w:p>
-        </w:tc>
-        <w:tc>
-          <w:tcPr>
-            <w:tcW w:type="dxa" w:w="2160"/>
-          </w:tcPr>
-          <w:p>
-            <w:r>
-              <w:t>390亿</w:t>
-            </w:r>
-          </w:p>
-        </w:tc>
-        <w:tc>
-          <w:tcPr>
-            <w:tcW w:type="dxa" w:w="2160"/>
-          </w:tcPr>
-          <w:p>
-            <w:r>
-              <w:t>13%</w:t>
+              <w:t>联软科技有限公司</w:t>
+            </w:r>
+          </w:p>
+        </w:tc>
+        <w:tc>
+          <w:tcPr>
+            <w:tcW w:type="dxa" w:w="2160"/>
+          </w:tcPr>
+          <w:p>
+            <w:r>
+              <w:t>消费科技</w:t>
+            </w:r>
+          </w:p>
+        </w:tc>
+        <w:tc>
+          <w:tcPr>
+            <w:tcW w:type="dxa" w:w="2160"/>
+          </w:tcPr>
+          <w:p>
+            <w:r>
+              <w:t>769亿</w:t>
+            </w:r>
+          </w:p>
+        </w:tc>
+        <w:tc>
+          <w:tcPr>
+            <w:tcW w:type="dxa" w:w="2160"/>
+          </w:tcPr>
+          <w:p>
+            <w:r>
+              <w:t>30%</w:t>
             </w:r>
           </w:p>
         </w:tc>
@@ -1581,28 +2363,28 @@
         <w:pStyle w:val="Heading1"/>
       </w:pPr>
       <w:r>
-        <w:t>行业分析 3</w:t>
+        <w:t>行业分析 4</w:t>
       </w:r>
     </w:p>
     <w:p>
       <w:r>
         <w:br/>
-        <w:t>从产业链角度看，人工智能 行业主要由上游设备厂商、</w:t>
+        <w:t>风险管理部认为，消费科技 行业仍然面临若干</w:t>
         <w:br/>
-        <w:t>中游平台企业以及下游应用厂商组成。</w:t>
+        <w:t>不确定性因素，包括技术迭代风险、政策变化、</w:t>
         <w:br/>
-        <w:t>和泰科技有限公司 主要位于产业链的 上游 环节。</w:t>
+        <w:t>以及市场竞争加剧等问题。</w:t>
         <w:br/>
       </w:r>
     </w:p>
     <w:p>
       <w:r>
         <w:br/>
-        <w:t>风险管理部认为，新能源 行业仍然面临若干</w:t>
+        <w:t>从产业链角度看，云计算 行业主要由上游设备厂商、</w:t>
         <w:br/>
-        <w:t>不确定性因素，包括技术迭代风险、政策变化、</w:t>
+        <w:t>中游平台企业以及下游应用厂商组成。</w:t>
         <w:br/>
-        <w:t>以及市场竞争加剧等问题。</w:t>
+        <w:t>佳禾传媒有限公司 主要位于产业链的 中游 环节。</w:t>
         <w:br/>
       </w:r>
     </w:p>
@@ -1620,11 +2402,11 @@
     <w:p>
       <w:r>
         <w:br/>
-        <w:t>鸿睿思博信息有限公司 是中国 半导体 行业的重要企业之一。</w:t>
+        <w:t>飞海科技传媒有限公司 是中国 消费科技 行业的重要企业之一。</w:t>
         <w:br/>
-        <w:t>根据华辰资本 投资委员会 的研究，该公司成立于 2015 年，</w:t>
+        <w:t>根据华辰资本 风险管理部 的研究，该公司成立于 2016 年，</w:t>
         <w:br/>
-        <w:t>目前员工规模约 1207 人。公司近年来持续加大研发投入，</w:t>
+        <w:t>目前员工规模约 2007 人。公司近年来持续加大研发投入，</w:t>
         <w:br/>
         <w:t>在核心技术方面形成了较强的竞争壁垒。</w:t>
         <w:br/>
@@ -1633,31 +2415,745 @@
     <w:p>
       <w:r>
         <w:br/>
-        <w:t>风险管理部认为，人工智能 行业仍然面临若干</w:t>
+        <w:t>从产业链角度看，消费科技 行业主要由上游设备厂商、</w:t>
         <w:br/>
-        <w:t>不确定性因素，包括技术迭代风险、政策变化、</w:t>
+        <w:t>中游平台企业以及下游应用厂商组成。</w:t>
         <w:br/>
-        <w:t>以及市场竞争加剧等问题。</w:t>
+        <w:t>鑫博腾飞信息有限公司 主要位于产业链的 下游 环节。</w:t>
         <w:br/>
       </w:r>
     </w:p>
     <w:p>
       <w:r>
         <w:br/>
-        <w:t>风险管理部认为，机器人 行业仍然面临若干</w:t>
+        <w:t>从产业链角度看，云计算 行业主要由上游设备厂商、</w:t>
         <w:br/>
-        <w:t>不确定性因素，包括技术迭代风险、政策变化、</w:t>
+        <w:t>中游平台企业以及下游应用厂商组成。</w:t>
         <w:br/>
-        <w:t>以及市场竞争加剧等问题。</w:t>
+        <w:t>创联世纪信息有限公司 主要位于产业链的 中游 环节。</w:t>
         <w:br/>
       </w:r>
     </w:p>
     <w:p>
       <w:r>
         <w:br/>
-        <w:t>华辰资本旗下的 HC Alpha Growth Fund 在最近的资产配置会议中</w:t>
+        <w:t>从产业链角度看，人工智能 行业主要由上游设备厂商、</w:t>
         <w:br/>
-        <w:t>讨论了 机器人 行业的投资机会，并对 东方峻景网络有限公司</w:t>
+        <w:t>中游平台企业以及下游应用厂商组成。</w:t>
+        <w:br/>
+        <w:t>巨奥传媒有限公司 主要位于产业链的 上游 环节。</w:t>
+        <w:br/>
+      </w:r>
+    </w:p>
+    <w:p>
+      <w:r>
+        <w:br/>
+        <w:t>根据内部财务模型测算，创汇传媒有限公司 在未来三年</w:t>
+        <w:br/>
+        <w:t>收入复合增长率预计可达到 25% 左右。</w:t>
+        <w:br/>
+        <w:t>该预测基于行业需求增长以及公司产能扩张计划。</w:t>
+        <w:br/>
+      </w:r>
+    </w:p>
+    <w:tbl>
+      <w:tblPr>
+        <w:tblW w:type="auto" w:w="0"/>
+        <w:tblLook w:firstColumn="1" w:firstRow="1" w:lastColumn="0" w:lastRow="0" w:noHBand="0" w:noVBand="1" w:val="04A0"/>
+      </w:tblPr>
+      <w:tblGrid>
+        <w:gridCol w:w="2160"/>
+        <w:gridCol w:w="2160"/>
+        <w:gridCol w:w="2160"/>
+        <w:gridCol w:w="2160"/>
+      </w:tblGrid>
+      <w:tr>
+        <w:tc>
+          <w:tcPr>
+            <w:tcW w:type="dxa" w:w="2160"/>
+          </w:tcPr>
+          <w:p>
+            <w:r>
+              <w:t>公司</w:t>
+            </w:r>
+          </w:p>
+        </w:tc>
+        <w:tc>
+          <w:tcPr>
+            <w:tcW w:type="dxa" w:w="2160"/>
+          </w:tcPr>
+          <w:p>
+            <w:r>
+              <w:t>行业</w:t>
+            </w:r>
+          </w:p>
+        </w:tc>
+        <w:tc>
+          <w:tcPr>
+            <w:tcW w:type="dxa" w:w="2160"/>
+          </w:tcPr>
+          <w:p>
+            <w:r>
+              <w:t>市值</w:t>
+            </w:r>
+          </w:p>
+        </w:tc>
+        <w:tc>
+          <w:tcPr>
+            <w:tcW w:type="dxa" w:w="2160"/>
+          </w:tcPr>
+          <w:p>
+            <w:r>
+              <w:t>增长率</w:t>
+            </w:r>
+          </w:p>
+        </w:tc>
+      </w:tr>
+      <w:tr>
+        <w:tc>
+          <w:tcPr>
+            <w:tcW w:type="dxa" w:w="2160"/>
+          </w:tcPr>
+          <w:p>
+            <w:r>
+              <w:t>艾提科信科技有限公司</w:t>
+            </w:r>
+          </w:p>
+        </w:tc>
+        <w:tc>
+          <w:tcPr>
+            <w:tcW w:type="dxa" w:w="2160"/>
+          </w:tcPr>
+          <w:p>
+            <w:r>
+              <w:t>云计算</w:t>
+            </w:r>
+          </w:p>
+        </w:tc>
+        <w:tc>
+          <w:tcPr>
+            <w:tcW w:type="dxa" w:w="2160"/>
+          </w:tcPr>
+          <w:p>
+            <w:r>
+              <w:t>249亿</w:t>
+            </w:r>
+          </w:p>
+        </w:tc>
+        <w:tc>
+          <w:tcPr>
+            <w:tcW w:type="dxa" w:w="2160"/>
+          </w:tcPr>
+          <w:p>
+            <w:r>
+              <w:t>21%</w:t>
+            </w:r>
+          </w:p>
+        </w:tc>
+      </w:tr>
+      <w:tr>
+        <w:tc>
+          <w:tcPr>
+            <w:tcW w:type="dxa" w:w="2160"/>
+          </w:tcPr>
+          <w:p>
+            <w:r>
+              <w:t>浦华众城网络有限公司</w:t>
+            </w:r>
+          </w:p>
+        </w:tc>
+        <w:tc>
+          <w:tcPr>
+            <w:tcW w:type="dxa" w:w="2160"/>
+          </w:tcPr>
+          <w:p>
+            <w:r>
+              <w:t>新能源</w:t>
+            </w:r>
+          </w:p>
+        </w:tc>
+        <w:tc>
+          <w:tcPr>
+            <w:tcW w:type="dxa" w:w="2160"/>
+          </w:tcPr>
+          <w:p>
+            <w:r>
+              <w:t>239亿</w:t>
+            </w:r>
+          </w:p>
+        </w:tc>
+        <w:tc>
+          <w:tcPr>
+            <w:tcW w:type="dxa" w:w="2160"/>
+          </w:tcPr>
+          <w:p>
+            <w:r>
+              <w:t>22%</w:t>
+            </w:r>
+          </w:p>
+        </w:tc>
+      </w:tr>
+      <w:tr>
+        <w:tc>
+          <w:tcPr>
+            <w:tcW w:type="dxa" w:w="2160"/>
+          </w:tcPr>
+          <w:p>
+            <w:r>
+              <w:t>华成育卓科技有限公司</w:t>
+            </w:r>
+          </w:p>
+        </w:tc>
+        <w:tc>
+          <w:tcPr>
+            <w:tcW w:type="dxa" w:w="2160"/>
+          </w:tcPr>
+          <w:p>
+            <w:r>
+              <w:t>医疗科技</w:t>
+            </w:r>
+          </w:p>
+        </w:tc>
+        <w:tc>
+          <w:tcPr>
+            <w:tcW w:type="dxa" w:w="2160"/>
+          </w:tcPr>
+          <w:p>
+            <w:r>
+              <w:t>421亿</w:t>
+            </w:r>
+          </w:p>
+        </w:tc>
+        <w:tc>
+          <w:tcPr>
+            <w:tcW w:type="dxa" w:w="2160"/>
+          </w:tcPr>
+          <w:p>
+            <w:r>
+              <w:t>9%</w:t>
+            </w:r>
+          </w:p>
+        </w:tc>
+      </w:tr>
+      <w:tr>
+        <w:tc>
+          <w:tcPr>
+            <w:tcW w:type="dxa" w:w="2160"/>
+          </w:tcPr>
+          <w:p>
+            <w:r>
+              <w:t>恩悌网络有限公司</w:t>
+            </w:r>
+          </w:p>
+        </w:tc>
+        <w:tc>
+          <w:tcPr>
+            <w:tcW w:type="dxa" w:w="2160"/>
+          </w:tcPr>
+          <w:p>
+            <w:r>
+              <w:t>新能源</w:t>
+            </w:r>
+          </w:p>
+        </w:tc>
+        <w:tc>
+          <w:tcPr>
+            <w:tcW w:type="dxa" w:w="2160"/>
+          </w:tcPr>
+          <w:p>
+            <w:r>
+              <w:t>433亿</w:t>
+            </w:r>
+          </w:p>
+        </w:tc>
+        <w:tc>
+          <w:tcPr>
+            <w:tcW w:type="dxa" w:w="2160"/>
+          </w:tcPr>
+          <w:p>
+            <w:r>
+              <w:t>24%</w:t>
+            </w:r>
+          </w:p>
+        </w:tc>
+      </w:tr>
+      <w:tr>
+        <w:tc>
+          <w:tcPr>
+            <w:tcW w:type="dxa" w:w="2160"/>
+          </w:tcPr>
+          <w:p>
+            <w:r>
+              <w:t>富罳网络有限公司</w:t>
+            </w:r>
+          </w:p>
+        </w:tc>
+        <w:tc>
+          <w:tcPr>
+            <w:tcW w:type="dxa" w:w="2160"/>
+          </w:tcPr>
+          <w:p>
+            <w:r>
+              <w:t>新能源</w:t>
+            </w:r>
+          </w:p>
+        </w:tc>
+        <w:tc>
+          <w:tcPr>
+            <w:tcW w:type="dxa" w:w="2160"/>
+          </w:tcPr>
+          <w:p>
+            <w:r>
+              <w:t>248亿</w:t>
+            </w:r>
+          </w:p>
+        </w:tc>
+        <w:tc>
+          <w:tcPr>
+            <w:tcW w:type="dxa" w:w="2160"/>
+          </w:tcPr>
+          <w:p>
+            <w:r>
+              <w:t>14%</w:t>
+            </w:r>
+          </w:p>
+        </w:tc>
+      </w:tr>
+      <w:tr>
+        <w:tc>
+          <w:tcPr>
+            <w:tcW w:type="dxa" w:w="2160"/>
+          </w:tcPr>
+          <w:p>
+            <w:r>
+              <w:t>恩悌网络有限公司</w:t>
+            </w:r>
+          </w:p>
+        </w:tc>
+        <w:tc>
+          <w:tcPr>
+            <w:tcW w:type="dxa" w:w="2160"/>
+          </w:tcPr>
+          <w:p>
+            <w:r>
+              <w:t>新能源</w:t>
+            </w:r>
+          </w:p>
+        </w:tc>
+        <w:tc>
+          <w:tcPr>
+            <w:tcW w:type="dxa" w:w="2160"/>
+          </w:tcPr>
+          <w:p>
+            <w:r>
+              <w:t>445亿</w:t>
+            </w:r>
+          </w:p>
+        </w:tc>
+        <w:tc>
+          <w:tcPr>
+            <w:tcW w:type="dxa" w:w="2160"/>
+          </w:tcPr>
+          <w:p>
+            <w:r>
+              <w:t>28%</w:t>
+            </w:r>
+          </w:p>
+        </w:tc>
+      </w:tr>
+      <w:tr>
+        <w:tc>
+          <w:tcPr>
+            <w:tcW w:type="dxa" w:w="2160"/>
+          </w:tcPr>
+          <w:p>
+            <w:r>
+              <w:t>泰麒麟网络有限公司</w:t>
+            </w:r>
+          </w:p>
+        </w:tc>
+        <w:tc>
+          <w:tcPr>
+            <w:tcW w:type="dxa" w:w="2160"/>
+          </w:tcPr>
+          <w:p>
+            <w:r>
+              <w:t>云计算</w:t>
+            </w:r>
+          </w:p>
+        </w:tc>
+        <w:tc>
+          <w:tcPr>
+            <w:tcW w:type="dxa" w:w="2160"/>
+          </w:tcPr>
+          <w:p>
+            <w:r>
+              <w:t>454亿</w:t>
+            </w:r>
+          </w:p>
+        </w:tc>
+        <w:tc>
+          <w:tcPr>
+            <w:tcW w:type="dxa" w:w="2160"/>
+          </w:tcPr>
+          <w:p>
+            <w:r>
+              <w:t>13%</w:t>
+            </w:r>
+          </w:p>
+        </w:tc>
+      </w:tr>
+      <w:tr>
+        <w:tc>
+          <w:tcPr>
+            <w:tcW w:type="dxa" w:w="2160"/>
+          </w:tcPr>
+          <w:p>
+            <w:r>
+              <w:t>通际名联科技有限公司</w:t>
+            </w:r>
+          </w:p>
+        </w:tc>
+        <w:tc>
+          <w:tcPr>
+            <w:tcW w:type="dxa" w:w="2160"/>
+          </w:tcPr>
+          <w:p>
+            <w:r>
+              <w:t>人工智能</w:t>
+            </w:r>
+          </w:p>
+        </w:tc>
+        <w:tc>
+          <w:tcPr>
+            <w:tcW w:type="dxa" w:w="2160"/>
+          </w:tcPr>
+          <w:p>
+            <w:r>
+              <w:t>263亿</w:t>
+            </w:r>
+          </w:p>
+        </w:tc>
+        <w:tc>
+          <w:tcPr>
+            <w:tcW w:type="dxa" w:w="2160"/>
+          </w:tcPr>
+          <w:p>
+            <w:r>
+              <w:t>30%</w:t>
+            </w:r>
+          </w:p>
+        </w:tc>
+      </w:tr>
+      <w:tr>
+        <w:tc>
+          <w:tcPr>
+            <w:tcW w:type="dxa" w:w="2160"/>
+          </w:tcPr>
+          <w:p>
+            <w:r>
+              <w:t>昊嘉科技有限公司</w:t>
+            </w:r>
+          </w:p>
+        </w:tc>
+        <w:tc>
+          <w:tcPr>
+            <w:tcW w:type="dxa" w:w="2160"/>
+          </w:tcPr>
+          <w:p>
+            <w:r>
+              <w:t>医疗科技</w:t>
+            </w:r>
+          </w:p>
+        </w:tc>
+        <w:tc>
+          <w:tcPr>
+            <w:tcW w:type="dxa" w:w="2160"/>
+          </w:tcPr>
+          <w:p>
+            <w:r>
+              <w:t>296亿</w:t>
+            </w:r>
+          </w:p>
+        </w:tc>
+        <w:tc>
+          <w:tcPr>
+            <w:tcW w:type="dxa" w:w="2160"/>
+          </w:tcPr>
+          <w:p>
+            <w:r>
+              <w:t>21%</w:t>
+            </w:r>
+          </w:p>
+        </w:tc>
+      </w:tr>
+      <w:tr>
+        <w:tc>
+          <w:tcPr>
+            <w:tcW w:type="dxa" w:w="2160"/>
+          </w:tcPr>
+          <w:p>
+            <w:r>
+              <w:t>良诺科技有限公司</w:t>
+            </w:r>
+          </w:p>
+        </w:tc>
+        <w:tc>
+          <w:tcPr>
+            <w:tcW w:type="dxa" w:w="2160"/>
+          </w:tcPr>
+          <w:p>
+            <w:r>
+              <w:t>云计算</w:t>
+            </w:r>
+          </w:p>
+        </w:tc>
+        <w:tc>
+          <w:tcPr>
+            <w:tcW w:type="dxa" w:w="2160"/>
+          </w:tcPr>
+          <w:p>
+            <w:r>
+              <w:t>338亿</w:t>
+            </w:r>
+          </w:p>
+        </w:tc>
+        <w:tc>
+          <w:tcPr>
+            <w:tcW w:type="dxa" w:w="2160"/>
+          </w:tcPr>
+          <w:p>
+            <w:r>
+              <w:t>20%</w:t>
+            </w:r>
+          </w:p>
+        </w:tc>
+      </w:tr>
+      <w:tr>
+        <w:tc>
+          <w:tcPr>
+            <w:tcW w:type="dxa" w:w="2160"/>
+          </w:tcPr>
+          <w:p>
+            <w:r>
+              <w:t>泰麒麟网络有限公司</w:t>
+            </w:r>
+          </w:p>
+        </w:tc>
+        <w:tc>
+          <w:tcPr>
+            <w:tcW w:type="dxa" w:w="2160"/>
+          </w:tcPr>
+          <w:p>
+            <w:r>
+              <w:t>云计算</w:t>
+            </w:r>
+          </w:p>
+        </w:tc>
+        <w:tc>
+          <w:tcPr>
+            <w:tcW w:type="dxa" w:w="2160"/>
+          </w:tcPr>
+          <w:p>
+            <w:r>
+              <w:t>228亿</w:t>
+            </w:r>
+          </w:p>
+        </w:tc>
+        <w:tc>
+          <w:tcPr>
+            <w:tcW w:type="dxa" w:w="2160"/>
+          </w:tcPr>
+          <w:p>
+            <w:r>
+              <w:t>7%</w:t>
+            </w:r>
+          </w:p>
+        </w:tc>
+      </w:tr>
+      <w:tr>
+        <w:tc>
+          <w:tcPr>
+            <w:tcW w:type="dxa" w:w="2160"/>
+          </w:tcPr>
+          <w:p>
+            <w:r>
+              <w:t>毕博诚信息有限公司</w:t>
+            </w:r>
+          </w:p>
+        </w:tc>
+        <w:tc>
+          <w:tcPr>
+            <w:tcW w:type="dxa" w:w="2160"/>
+          </w:tcPr>
+          <w:p>
+            <w:r>
+              <w:t>机器人</w:t>
+            </w:r>
+          </w:p>
+        </w:tc>
+        <w:tc>
+          <w:tcPr>
+            <w:tcW w:type="dxa" w:w="2160"/>
+          </w:tcPr>
+          <w:p>
+            <w:r>
+              <w:t>128亿</w:t>
+            </w:r>
+          </w:p>
+        </w:tc>
+        <w:tc>
+          <w:tcPr>
+            <w:tcW w:type="dxa" w:w="2160"/>
+          </w:tcPr>
+          <w:p>
+            <w:r>
+              <w:t>23%</w:t>
+            </w:r>
+          </w:p>
+        </w:tc>
+      </w:tr>
+      <w:tr>
+        <w:tc>
+          <w:tcPr>
+            <w:tcW w:type="dxa" w:w="2160"/>
+          </w:tcPr>
+          <w:p>
+            <w:r>
+              <w:t>明腾传媒有限公司</w:t>
+            </w:r>
+          </w:p>
+        </w:tc>
+        <w:tc>
+          <w:tcPr>
+            <w:tcW w:type="dxa" w:w="2160"/>
+          </w:tcPr>
+          <w:p>
+            <w:r>
+              <w:t>人工智能</w:t>
+            </w:r>
+          </w:p>
+        </w:tc>
+        <w:tc>
+          <w:tcPr>
+            <w:tcW w:type="dxa" w:w="2160"/>
+          </w:tcPr>
+          <w:p>
+            <w:r>
+              <w:t>442亿</w:t>
+            </w:r>
+          </w:p>
+        </w:tc>
+        <w:tc>
+          <w:tcPr>
+            <w:tcW w:type="dxa" w:w="2160"/>
+          </w:tcPr>
+          <w:p>
+            <w:r>
+              <w:t>26%</w:t>
+            </w:r>
+          </w:p>
+        </w:tc>
+      </w:tr>
+      <w:tr>
+        <w:tc>
+          <w:tcPr>
+            <w:tcW w:type="dxa" w:w="2160"/>
+          </w:tcPr>
+          <w:p>
+            <w:r>
+              <w:t>泰麒麟网络有限公司</w:t>
+            </w:r>
+          </w:p>
+        </w:tc>
+        <w:tc>
+          <w:tcPr>
+            <w:tcW w:type="dxa" w:w="2160"/>
+          </w:tcPr>
+          <w:p>
+            <w:r>
+              <w:t>云计算</w:t>
+            </w:r>
+          </w:p>
+        </w:tc>
+        <w:tc>
+          <w:tcPr>
+            <w:tcW w:type="dxa" w:w="2160"/>
+          </w:tcPr>
+          <w:p>
+            <w:r>
+              <w:t>491亿</w:t>
+            </w:r>
+          </w:p>
+        </w:tc>
+        <w:tc>
+          <w:tcPr>
+            <w:tcW w:type="dxa" w:w="2160"/>
+          </w:tcPr>
+          <w:p>
+            <w:r>
+              <w:t>12%</w:t>
+            </w:r>
+          </w:p>
+        </w:tc>
+      </w:tr>
+      <w:tr>
+        <w:tc>
+          <w:tcPr>
+            <w:tcW w:type="dxa" w:w="2160"/>
+          </w:tcPr>
+          <w:p>
+            <w:r>
+              <w:t>艾提科信科技有限公司</w:t>
+            </w:r>
+          </w:p>
+        </w:tc>
+        <w:tc>
+          <w:tcPr>
+            <w:tcW w:type="dxa" w:w="2160"/>
+          </w:tcPr>
+          <w:p>
+            <w:r>
+              <w:t>云计算</w:t>
+            </w:r>
+          </w:p>
+        </w:tc>
+        <w:tc>
+          <w:tcPr>
+            <w:tcW w:type="dxa" w:w="2160"/>
+          </w:tcPr>
+          <w:p>
+            <w:r>
+              <w:t>155亿</w:t>
+            </w:r>
+          </w:p>
+        </w:tc>
+        <w:tc>
+          <w:tcPr>
+            <w:tcW w:type="dxa" w:w="2160"/>
+          </w:tcPr>
+          <w:p>
+            <w:r>
+              <w:t>22%</w:t>
+            </w:r>
+          </w:p>
+        </w:tc>
+      </w:tr>
+    </w:tbl>
+    <w:p>
+      <w:pPr>
+        <w:pStyle w:val="Heading1"/>
+      </w:pPr>
+      <w:r>
+        <w:t>行业分析 5</w:t>
+      </w:r>
+    </w:p>
+    <w:p>
+      <w:r>
+        <w:br/>
+        <w:t>华辰资本旗下的 HC Energy Transition Fund 在最近的资产配置会议中</w:t>
+        <w:br/>
+        <w:t>讨论了 消费科技 行业的投资机会，并对 华泰通安传媒有限公司</w:t>
         <w:br/>
         <w:t>进行了重点评估。</w:t>
         <w:br/>
@@ -1666,9 +3162,75 @@
     <w:p>
       <w:r>
         <w:br/>
-        <w:t>华辰资本旗下的 HC Alpha Growth Fund 在最近的资产配置会议中</w:t>
+        <w:t>从产业链角度看，新能源 行业主要由上游设备厂商、</w:t>
         <w:br/>
-        <w:t>讨论了 半导体 行业的投资机会，并对 佳禾科技有限公司</w:t>
+        <w:t>中游平台企业以及下游应用厂商组成。</w:t>
+        <w:br/>
+        <w:t>戴硕电子网络有限公司 主要位于产业链的 下游 环节。</w:t>
+        <w:br/>
+      </w:r>
+    </w:p>
+    <w:p>
+      <w:r>
+        <w:br/>
+        <w:t>根据内部财务模型测算，新格林耐特网络有限公司 在未来三年</w:t>
+        <w:br/>
+        <w:t>收入复合增长率预计可达到 25% 左右。</w:t>
+        <w:br/>
+        <w:t>该预测基于行业需求增长以及公司产能扩张计划。</w:t>
+        <w:br/>
+      </w:r>
+    </w:p>
+    <w:p>
+      <w:r>
+        <w:br/>
+        <w:t>根据内部财务模型测算，通际名联科技有限公司 在未来三年</w:t>
+        <w:br/>
+        <w:t>收入复合增长率预计可达到 26% 左右。</w:t>
+        <w:br/>
+        <w:t>该预测基于行业需求增长以及公司产能扩张计划。</w:t>
+        <w:br/>
+      </w:r>
+    </w:p>
+    <w:p>
+      <w:r>
+        <w:br/>
+        <w:t>华辰资本旗下的 HC Energy Transition Fund 在最近的资产配置会议中</w:t>
+        <w:br/>
+        <w:t>讨论了 医疗科技 行业的投资机会，并对 九方传媒有限公司</w:t>
+        <w:br/>
+        <w:t>进行了重点评估。</w:t>
+        <w:br/>
+      </w:r>
+    </w:p>
+    <w:p>
+      <w:r>
+        <w:br/>
+        <w:t>从产业链角度看，人工智能 行业主要由上游设备厂商、</w:t>
+        <w:br/>
+        <w:t>中游平台企业以及下游应用厂商组成。</w:t>
+        <w:br/>
+        <w:t>新格林耐特网络有限公司 主要位于产业链的 上游 环节。</w:t>
+        <w:br/>
+      </w:r>
+    </w:p>
+    <w:p>
+      <w:r>
+        <w:br/>
+        <w:t>华辰资本旗下的 HC Energy Transition Fund 在最近的资产配置会议中</w:t>
+        <w:br/>
+        <w:t>讨论了 半导体 行业的投资机会，并对 华泰通安网络有限公司</w:t>
+        <w:br/>
+        <w:t>进行了重点评估。</w:t>
+        <w:br/>
+      </w:r>
+    </w:p>
+    <w:p>
+      <w:r>
+        <w:br/>
+        <w:t>华辰资本旗下的 HC Energy Transition Fund 在最近的资产配置会议中</w:t>
+        <w:br/>
+        <w:t>讨论了 新能源 行业的投资机会，并对 创汇传媒有限公司</w:t>
         <w:br/>
         <w:t>进行了重点评估。</w:t>
         <w:br/>
@@ -1734,37 +3296,37 @@
           </w:tcPr>
           <w:p>
             <w:r>
-              <w:t>浦华众城信息有限公司</w:t>
-            </w:r>
-          </w:p>
-        </w:tc>
-        <w:tc>
-          <w:tcPr>
-            <w:tcW w:type="dxa" w:w="2160"/>
-          </w:tcPr>
-          <w:p>
-            <w:r>
-              <w:t>云计算</w:t>
-            </w:r>
-          </w:p>
-        </w:tc>
-        <w:tc>
-          <w:tcPr>
-            <w:tcW w:type="dxa" w:w="2160"/>
-          </w:tcPr>
-          <w:p>
-            <w:r>
-              <w:t>445亿</w:t>
-            </w:r>
-          </w:p>
-        </w:tc>
-        <w:tc>
-          <w:tcPr>
-            <w:tcW w:type="dxa" w:w="2160"/>
-          </w:tcPr>
-          <w:p>
-            <w:r>
-              <w:t>17%</w:t>
+              <w:t>创汇传媒有限公司</w:t>
+            </w:r>
+          </w:p>
+        </w:tc>
+        <w:tc>
+          <w:tcPr>
+            <w:tcW w:type="dxa" w:w="2160"/>
+          </w:tcPr>
+          <w:p>
+            <w:r>
+              <w:t>新能源</w:t>
+            </w:r>
+          </w:p>
+        </w:tc>
+        <w:tc>
+          <w:tcPr>
+            <w:tcW w:type="dxa" w:w="2160"/>
+          </w:tcPr>
+          <w:p>
+            <w:r>
+              <w:t>235亿</w:t>
+            </w:r>
+          </w:p>
+        </w:tc>
+        <w:tc>
+          <w:tcPr>
+            <w:tcW w:type="dxa" w:w="2160"/>
+          </w:tcPr>
+          <w:p>
+            <w:r>
+              <w:t>23%</w:t>
             </w:r>
           </w:p>
         </w:tc>
@@ -1776,37 +3338,37 @@
           </w:tcPr>
           <w:p>
             <w:r>
-              <w:t>国讯网络有限公司</w:t>
-            </w:r>
-          </w:p>
-        </w:tc>
-        <w:tc>
-          <w:tcPr>
-            <w:tcW w:type="dxa" w:w="2160"/>
-          </w:tcPr>
-          <w:p>
-            <w:r>
-              <w:t>云计算</w:t>
-            </w:r>
-          </w:p>
-        </w:tc>
-        <w:tc>
-          <w:tcPr>
-            <w:tcW w:type="dxa" w:w="2160"/>
-          </w:tcPr>
-          <w:p>
-            <w:r>
-              <w:t>198亿</w:t>
-            </w:r>
-          </w:p>
-        </w:tc>
-        <w:tc>
-          <w:tcPr>
-            <w:tcW w:type="dxa" w:w="2160"/>
-          </w:tcPr>
-          <w:p>
-            <w:r>
-              <w:t>17%</w:t>
+              <w:t>天开科技有限公司</w:t>
+            </w:r>
+          </w:p>
+        </w:tc>
+        <w:tc>
+          <w:tcPr>
+            <w:tcW w:type="dxa" w:w="2160"/>
+          </w:tcPr>
+          <w:p>
+            <w:r>
+              <w:t>消费科技</w:t>
+            </w:r>
+          </w:p>
+        </w:tc>
+        <w:tc>
+          <w:tcPr>
+            <w:tcW w:type="dxa" w:w="2160"/>
+          </w:tcPr>
+          <w:p>
+            <w:r>
+              <w:t>324亿</w:t>
+            </w:r>
+          </w:p>
+        </w:tc>
+        <w:tc>
+          <w:tcPr>
+            <w:tcW w:type="dxa" w:w="2160"/>
+          </w:tcPr>
+          <w:p>
+            <w:r>
+              <w:t>21%</w:t>
             </w:r>
           </w:p>
         </w:tc>
@@ -1818,37 +3380,37 @@
           </w:tcPr>
           <w:p>
             <w:r>
-              <w:t>雨林木风计算机科技有限公司</w:t>
-            </w:r>
-          </w:p>
-        </w:tc>
-        <w:tc>
-          <w:tcPr>
-            <w:tcW w:type="dxa" w:w="2160"/>
-          </w:tcPr>
-          <w:p>
-            <w:r>
-              <w:t>人工智能</w:t>
-            </w:r>
-          </w:p>
-        </w:tc>
-        <w:tc>
-          <w:tcPr>
-            <w:tcW w:type="dxa" w:w="2160"/>
-          </w:tcPr>
-          <w:p>
-            <w:r>
-              <w:t>649亿</w:t>
-            </w:r>
-          </w:p>
-        </w:tc>
-        <w:tc>
-          <w:tcPr>
-            <w:tcW w:type="dxa" w:w="2160"/>
-          </w:tcPr>
-          <w:p>
-            <w:r>
-              <w:t>24%</w:t>
+              <w:t>信诚致远科技有限公司</w:t>
+            </w:r>
+          </w:p>
+        </w:tc>
+        <w:tc>
+          <w:tcPr>
+            <w:tcW w:type="dxa" w:w="2160"/>
+          </w:tcPr>
+          <w:p>
+            <w:r>
+              <w:t>云计算</w:t>
+            </w:r>
+          </w:p>
+        </w:tc>
+        <w:tc>
+          <w:tcPr>
+            <w:tcW w:type="dxa" w:w="2160"/>
+          </w:tcPr>
+          <w:p>
+            <w:r>
+              <w:t>387亿</w:t>
+            </w:r>
+          </w:p>
+        </w:tc>
+        <w:tc>
+          <w:tcPr>
+            <w:tcW w:type="dxa" w:w="2160"/>
+          </w:tcPr>
+          <w:p>
+            <w:r>
+              <w:t>13%</w:t>
             </w:r>
           </w:p>
         </w:tc>
@@ -1860,37 +3422,37 @@
           </w:tcPr>
           <w:p>
             <w:r>
-              <w:t>华远软件信息有限公司</w:t>
-            </w:r>
-          </w:p>
-        </w:tc>
-        <w:tc>
-          <w:tcPr>
-            <w:tcW w:type="dxa" w:w="2160"/>
-          </w:tcPr>
-          <w:p>
-            <w:r>
-              <w:t>半导体</w:t>
-            </w:r>
-          </w:p>
-        </w:tc>
-        <w:tc>
-          <w:tcPr>
-            <w:tcW w:type="dxa" w:w="2160"/>
-          </w:tcPr>
-          <w:p>
-            <w:r>
-              <w:t>193亿</w:t>
-            </w:r>
-          </w:p>
-        </w:tc>
-        <w:tc>
-          <w:tcPr>
-            <w:tcW w:type="dxa" w:w="2160"/>
-          </w:tcPr>
-          <w:p>
-            <w:r>
-              <w:t>30%</w:t>
+              <w:t>图龙信息传媒有限公司</w:t>
+            </w:r>
+          </w:p>
+        </w:tc>
+        <w:tc>
+          <w:tcPr>
+            <w:tcW w:type="dxa" w:w="2160"/>
+          </w:tcPr>
+          <w:p>
+            <w:r>
+              <w:t>机器人</w:t>
+            </w:r>
+          </w:p>
+        </w:tc>
+        <w:tc>
+          <w:tcPr>
+            <w:tcW w:type="dxa" w:w="2160"/>
+          </w:tcPr>
+          <w:p>
+            <w:r>
+              <w:t>250亿</w:t>
+            </w:r>
+          </w:p>
+        </w:tc>
+        <w:tc>
+          <w:tcPr>
+            <w:tcW w:type="dxa" w:w="2160"/>
+          </w:tcPr>
+          <w:p>
+            <w:r>
+              <w:t>10%</w:t>
             </w:r>
           </w:p>
         </w:tc>
@@ -1902,37 +3464,37 @@
           </w:tcPr>
           <w:p>
             <w:r>
-              <w:t>精芯信息有限公司</w:t>
-            </w:r>
-          </w:p>
-        </w:tc>
-        <w:tc>
-          <w:tcPr>
-            <w:tcW w:type="dxa" w:w="2160"/>
-          </w:tcPr>
-          <w:p>
-            <w:r>
-              <w:t>消费科技</w:t>
-            </w:r>
-          </w:p>
-        </w:tc>
-        <w:tc>
-          <w:tcPr>
-            <w:tcW w:type="dxa" w:w="2160"/>
-          </w:tcPr>
-          <w:p>
-            <w:r>
-              <w:t>690亿</w:t>
-            </w:r>
-          </w:p>
-        </w:tc>
-        <w:tc>
-          <w:tcPr>
-            <w:tcW w:type="dxa" w:w="2160"/>
-          </w:tcPr>
-          <w:p>
-            <w:r>
-              <w:t>5%</w:t>
+              <w:t>华成育卓传媒有限公司</w:t>
+            </w:r>
+          </w:p>
+        </w:tc>
+        <w:tc>
+          <w:tcPr>
+            <w:tcW w:type="dxa" w:w="2160"/>
+          </w:tcPr>
+          <w:p>
+            <w:r>
+              <w:t>人工智能</w:t>
+            </w:r>
+          </w:p>
+        </w:tc>
+        <w:tc>
+          <w:tcPr>
+            <w:tcW w:type="dxa" w:w="2160"/>
+          </w:tcPr>
+          <w:p>
+            <w:r>
+              <w:t>219亿</w:t>
+            </w:r>
+          </w:p>
+        </w:tc>
+        <w:tc>
+          <w:tcPr>
+            <w:tcW w:type="dxa" w:w="2160"/>
+          </w:tcPr>
+          <w:p>
+            <w:r>
+              <w:t>10%</w:t>
             </w:r>
           </w:p>
         </w:tc>
@@ -1944,7 +3506,7 @@
           </w:tcPr>
           <w:p>
             <w:r>
-              <w:t>兰金电子网络有限公司</w:t>
+              <w:t>联通时科传媒有限公司</w:t>
             </w:r>
           </w:p>
         </w:tc>
@@ -1964,17 +3526,17 @@
           </w:tcPr>
           <w:p>
             <w:r>
-              <w:t>466亿</w:t>
-            </w:r>
-          </w:p>
-        </w:tc>
-        <w:tc>
-          <w:tcPr>
-            <w:tcW w:type="dxa" w:w="2160"/>
-          </w:tcPr>
-          <w:p>
-            <w:r>
-              <w:t>23%</w:t>
+              <w:t>663亿</w:t>
+            </w:r>
+          </w:p>
+        </w:tc>
+        <w:tc>
+          <w:tcPr>
+            <w:tcW w:type="dxa" w:w="2160"/>
+          </w:tcPr>
+          <w:p>
+            <w:r>
+              <w:t>22%</w:t>
             </w:r>
           </w:p>
         </w:tc>
@@ -1986,37 +3548,37 @@
           </w:tcPr>
           <w:p>
             <w:r>
-              <w:t>东方峻景传媒有限公司</w:t>
-            </w:r>
-          </w:p>
-        </w:tc>
-        <w:tc>
-          <w:tcPr>
-            <w:tcW w:type="dxa" w:w="2160"/>
-          </w:tcPr>
-          <w:p>
-            <w:r>
-              <w:t>新能源</w:t>
-            </w:r>
-          </w:p>
-        </w:tc>
-        <w:tc>
-          <w:tcPr>
-            <w:tcW w:type="dxa" w:w="2160"/>
-          </w:tcPr>
-          <w:p>
-            <w:r>
-              <w:t>772亿</w:t>
-            </w:r>
-          </w:p>
-        </w:tc>
-        <w:tc>
-          <w:tcPr>
-            <w:tcW w:type="dxa" w:w="2160"/>
-          </w:tcPr>
-          <w:p>
-            <w:r>
-              <w:t>25%</w:t>
+              <w:t>明腾传媒有限公司</w:t>
+            </w:r>
+          </w:p>
+        </w:tc>
+        <w:tc>
+          <w:tcPr>
+            <w:tcW w:type="dxa" w:w="2160"/>
+          </w:tcPr>
+          <w:p>
+            <w:r>
+              <w:t>人工智能</w:t>
+            </w:r>
+          </w:p>
+        </w:tc>
+        <w:tc>
+          <w:tcPr>
+            <w:tcW w:type="dxa" w:w="2160"/>
+          </w:tcPr>
+          <w:p>
+            <w:r>
+              <w:t>241亿</w:t>
+            </w:r>
+          </w:p>
+        </w:tc>
+        <w:tc>
+          <w:tcPr>
+            <w:tcW w:type="dxa" w:w="2160"/>
+          </w:tcPr>
+          <w:p>
+            <w:r>
+              <w:t>14%</w:t>
             </w:r>
           </w:p>
         </w:tc>
@@ -2028,37 +3590,37 @@
           </w:tcPr>
           <w:p>
             <w:r>
-              <w:t>国讯网络有限公司</w:t>
-            </w:r>
-          </w:p>
-        </w:tc>
-        <w:tc>
-          <w:tcPr>
-            <w:tcW w:type="dxa" w:w="2160"/>
-          </w:tcPr>
-          <w:p>
-            <w:r>
-              <w:t>云计算</w:t>
-            </w:r>
-          </w:p>
-        </w:tc>
-        <w:tc>
-          <w:tcPr>
-            <w:tcW w:type="dxa" w:w="2160"/>
-          </w:tcPr>
-          <w:p>
-            <w:r>
-              <w:t>437亿</w:t>
-            </w:r>
-          </w:p>
-        </w:tc>
-        <w:tc>
-          <w:tcPr>
-            <w:tcW w:type="dxa" w:w="2160"/>
-          </w:tcPr>
-          <w:p>
-            <w:r>
-              <w:t>9%</w:t>
+              <w:t>华成育卓科技有限公司</w:t>
+            </w:r>
+          </w:p>
+        </w:tc>
+        <w:tc>
+          <w:tcPr>
+            <w:tcW w:type="dxa" w:w="2160"/>
+          </w:tcPr>
+          <w:p>
+            <w:r>
+              <w:t>医疗科技</w:t>
+            </w:r>
+          </w:p>
+        </w:tc>
+        <w:tc>
+          <w:tcPr>
+            <w:tcW w:type="dxa" w:w="2160"/>
+          </w:tcPr>
+          <w:p>
+            <w:r>
+              <w:t>176亿</w:t>
+            </w:r>
+          </w:p>
+        </w:tc>
+        <w:tc>
+          <w:tcPr>
+            <w:tcW w:type="dxa" w:w="2160"/>
+          </w:tcPr>
+          <w:p>
+            <w:r>
+              <w:t>11%</w:t>
             </w:r>
           </w:p>
         </w:tc>
@@ -2070,37 +3632,37 @@
           </w:tcPr>
           <w:p>
             <w:r>
-              <w:t>精芯科技有限公司</w:t>
-            </w:r>
-          </w:p>
-        </w:tc>
-        <w:tc>
-          <w:tcPr>
-            <w:tcW w:type="dxa" w:w="2160"/>
-          </w:tcPr>
-          <w:p>
-            <w:r>
-              <w:t>云计算</w:t>
-            </w:r>
-          </w:p>
-        </w:tc>
-        <w:tc>
-          <w:tcPr>
-            <w:tcW w:type="dxa" w:w="2160"/>
-          </w:tcPr>
-          <w:p>
-            <w:r>
-              <w:t>465亿</w:t>
-            </w:r>
-          </w:p>
-        </w:tc>
-        <w:tc>
-          <w:tcPr>
-            <w:tcW w:type="dxa" w:w="2160"/>
-          </w:tcPr>
-          <w:p>
-            <w:r>
-              <w:t>18%</w:t>
+              <w:t>惠派国际公司科技有限公司</w:t>
+            </w:r>
+          </w:p>
+        </w:tc>
+        <w:tc>
+          <w:tcPr>
+            <w:tcW w:type="dxa" w:w="2160"/>
+          </w:tcPr>
+          <w:p>
+            <w:r>
+              <w:t>人工智能</w:t>
+            </w:r>
+          </w:p>
+        </w:tc>
+        <w:tc>
+          <w:tcPr>
+            <w:tcW w:type="dxa" w:w="2160"/>
+          </w:tcPr>
+          <w:p>
+            <w:r>
+              <w:t>541亿</w:t>
+            </w:r>
+          </w:p>
+        </w:tc>
+        <w:tc>
+          <w:tcPr>
+            <w:tcW w:type="dxa" w:w="2160"/>
+          </w:tcPr>
+          <w:p>
+            <w:r>
+              <w:t>11%</w:t>
             </w:r>
           </w:p>
         </w:tc>
@@ -2112,37 +3674,37 @@
           </w:tcPr>
           <w:p>
             <w:r>
-              <w:t>新宇龙信息传媒有限公司</w:t>
-            </w:r>
-          </w:p>
-        </w:tc>
-        <w:tc>
-          <w:tcPr>
-            <w:tcW w:type="dxa" w:w="2160"/>
-          </w:tcPr>
-          <w:p>
-            <w:r>
-              <w:t>机器人</w:t>
-            </w:r>
-          </w:p>
-        </w:tc>
-        <w:tc>
-          <w:tcPr>
-            <w:tcW w:type="dxa" w:w="2160"/>
-          </w:tcPr>
-          <w:p>
-            <w:r>
-              <w:t>670亿</w:t>
-            </w:r>
-          </w:p>
-        </w:tc>
-        <w:tc>
-          <w:tcPr>
-            <w:tcW w:type="dxa" w:w="2160"/>
-          </w:tcPr>
-          <w:p>
-            <w:r>
-              <w:t>27%</w:t>
+              <w:t>精芯信息有限公司</w:t>
+            </w:r>
+          </w:p>
+        </w:tc>
+        <w:tc>
+          <w:tcPr>
+            <w:tcW w:type="dxa" w:w="2160"/>
+          </w:tcPr>
+          <w:p>
+            <w:r>
+              <w:t>半导体</w:t>
+            </w:r>
+          </w:p>
+        </w:tc>
+        <w:tc>
+          <w:tcPr>
+            <w:tcW w:type="dxa" w:w="2160"/>
+          </w:tcPr>
+          <w:p>
+            <w:r>
+              <w:t>437亿</w:t>
+            </w:r>
+          </w:p>
+        </w:tc>
+        <w:tc>
+          <w:tcPr>
+            <w:tcW w:type="dxa" w:w="2160"/>
+          </w:tcPr>
+          <w:p>
+            <w:r>
+              <w:t>7%</w:t>
             </w:r>
           </w:p>
         </w:tc>
@@ -2154,27 +3716,27 @@
           </w:tcPr>
           <w:p>
             <w:r>
-              <w:t>创亿信息有限公司</w:t>
-            </w:r>
-          </w:p>
-        </w:tc>
-        <w:tc>
-          <w:tcPr>
-            <w:tcW w:type="dxa" w:w="2160"/>
-          </w:tcPr>
-          <w:p>
-            <w:r>
-              <w:t>医疗科技</w:t>
-            </w:r>
-          </w:p>
-        </w:tc>
-        <w:tc>
-          <w:tcPr>
-            <w:tcW w:type="dxa" w:w="2160"/>
-          </w:tcPr>
-          <w:p>
-            <w:r>
-              <w:t>561亿</w:t>
+              <w:t>富罳网络有限公司</w:t>
+            </w:r>
+          </w:p>
+        </w:tc>
+        <w:tc>
+          <w:tcPr>
+            <w:tcW w:type="dxa" w:w="2160"/>
+          </w:tcPr>
+          <w:p>
+            <w:r>
+              <w:t>新能源</w:t>
+            </w:r>
+          </w:p>
+        </w:tc>
+        <w:tc>
+          <w:tcPr>
+            <w:tcW w:type="dxa" w:w="2160"/>
+          </w:tcPr>
+          <w:p>
+            <w:r>
+              <w:t>218亿</w:t>
             </w:r>
           </w:p>
         </w:tc>
@@ -2196,37 +3758,37 @@
           </w:tcPr>
           <w:p>
             <w:r>
-              <w:t>鸿睿思博信息有限公司</w:t>
-            </w:r>
-          </w:p>
-        </w:tc>
-        <w:tc>
-          <w:tcPr>
-            <w:tcW w:type="dxa" w:w="2160"/>
-          </w:tcPr>
-          <w:p>
-            <w:r>
-              <w:t>半导体</w:t>
-            </w:r>
-          </w:p>
-        </w:tc>
-        <w:tc>
-          <w:tcPr>
-            <w:tcW w:type="dxa" w:w="2160"/>
-          </w:tcPr>
-          <w:p>
-            <w:r>
-              <w:t>797亿</w:t>
-            </w:r>
-          </w:p>
-        </w:tc>
-        <w:tc>
-          <w:tcPr>
-            <w:tcW w:type="dxa" w:w="2160"/>
-          </w:tcPr>
-          <w:p>
-            <w:r>
-              <w:t>21%</w:t>
+              <w:t>创联世纪信息有限公司</w:t>
+            </w:r>
+          </w:p>
+        </w:tc>
+        <w:tc>
+          <w:tcPr>
+            <w:tcW w:type="dxa" w:w="2160"/>
+          </w:tcPr>
+          <w:p>
+            <w:r>
+              <w:t>云计算</w:t>
+            </w:r>
+          </w:p>
+        </w:tc>
+        <w:tc>
+          <w:tcPr>
+            <w:tcW w:type="dxa" w:w="2160"/>
+          </w:tcPr>
+          <w:p>
+            <w:r>
+              <w:t>518亿</w:t>
+            </w:r>
+          </w:p>
+        </w:tc>
+        <w:tc>
+          <w:tcPr>
+            <w:tcW w:type="dxa" w:w="2160"/>
+          </w:tcPr>
+          <w:p>
+            <w:r>
+              <w:t>25%</w:t>
             </w:r>
           </w:p>
         </w:tc>
@@ -2238,37 +3800,37 @@
           </w:tcPr>
           <w:p>
             <w:r>
-              <w:t>浦华众城信息有限公司</w:t>
-            </w:r>
-          </w:p>
-        </w:tc>
-        <w:tc>
-          <w:tcPr>
-            <w:tcW w:type="dxa" w:w="2160"/>
-          </w:tcPr>
-          <w:p>
-            <w:r>
-              <w:t>云计算</w:t>
-            </w:r>
-          </w:p>
-        </w:tc>
-        <w:tc>
-          <w:tcPr>
-            <w:tcW w:type="dxa" w:w="2160"/>
-          </w:tcPr>
-          <w:p>
-            <w:r>
-              <w:t>637亿</w:t>
-            </w:r>
-          </w:p>
-        </w:tc>
-        <w:tc>
-          <w:tcPr>
-            <w:tcW w:type="dxa" w:w="2160"/>
-          </w:tcPr>
-          <w:p>
-            <w:r>
-              <w:t>10%</w:t>
+              <w:t>昂歌信息信息有限公司</w:t>
+            </w:r>
+          </w:p>
+        </w:tc>
+        <w:tc>
+          <w:tcPr>
+            <w:tcW w:type="dxa" w:w="2160"/>
+          </w:tcPr>
+          <w:p>
+            <w:r>
+              <w:t>消费科技</w:t>
+            </w:r>
+          </w:p>
+        </w:tc>
+        <w:tc>
+          <w:tcPr>
+            <w:tcW w:type="dxa" w:w="2160"/>
+          </w:tcPr>
+          <w:p>
+            <w:r>
+              <w:t>220亿</w:t>
+            </w:r>
+          </w:p>
+        </w:tc>
+        <w:tc>
+          <w:tcPr>
+            <w:tcW w:type="dxa" w:w="2160"/>
+          </w:tcPr>
+          <w:p>
+            <w:r>
+              <w:t>22%</w:t>
             </w:r>
           </w:p>
         </w:tc>
@@ -2280,37 +3842,37 @@
           </w:tcPr>
           <w:p>
             <w:r>
-              <w:t>佳禾科技有限公司</w:t>
-            </w:r>
-          </w:p>
-        </w:tc>
-        <w:tc>
-          <w:tcPr>
-            <w:tcW w:type="dxa" w:w="2160"/>
-          </w:tcPr>
-          <w:p>
-            <w:r>
-              <w:t>半导体</w:t>
-            </w:r>
-          </w:p>
-        </w:tc>
-        <w:tc>
-          <w:tcPr>
-            <w:tcW w:type="dxa" w:w="2160"/>
-          </w:tcPr>
-          <w:p>
-            <w:r>
-              <w:t>766亿</w:t>
-            </w:r>
-          </w:p>
-        </w:tc>
-        <w:tc>
-          <w:tcPr>
-            <w:tcW w:type="dxa" w:w="2160"/>
-          </w:tcPr>
-          <w:p>
-            <w:r>
-              <w:t>15%</w:t>
+              <w:t>惠派国际公司科技有限公司</w:t>
+            </w:r>
+          </w:p>
+        </w:tc>
+        <w:tc>
+          <w:tcPr>
+            <w:tcW w:type="dxa" w:w="2160"/>
+          </w:tcPr>
+          <w:p>
+            <w:r>
+              <w:t>人工智能</w:t>
+            </w:r>
+          </w:p>
+        </w:tc>
+        <w:tc>
+          <w:tcPr>
+            <w:tcW w:type="dxa" w:w="2160"/>
+          </w:tcPr>
+          <w:p>
+            <w:r>
+              <w:t>385亿</w:t>
+            </w:r>
+          </w:p>
+        </w:tc>
+        <w:tc>
+          <w:tcPr>
+            <w:tcW w:type="dxa" w:w="2160"/>
+          </w:tcPr>
+          <w:p>
+            <w:r>
+              <w:t>24%</w:t>
             </w:r>
           </w:p>
         </w:tc>
@@ -2322,251 +3884,7 @@
           </w:tcPr>
           <w:p>
             <w:r>
-              <w:t>浦华众城科技有限公司</w:t>
-            </w:r>
-          </w:p>
-        </w:tc>
-        <w:tc>
-          <w:tcPr>
-            <w:tcW w:type="dxa" w:w="2160"/>
-          </w:tcPr>
-          <w:p>
-            <w:r>
-              <w:t>半导体</w:t>
-            </w:r>
-          </w:p>
-        </w:tc>
-        <w:tc>
-          <w:tcPr>
-            <w:tcW w:type="dxa" w:w="2160"/>
-          </w:tcPr>
-          <w:p>
-            <w:r>
-              <w:t>777亿</w:t>
-            </w:r>
-          </w:p>
-        </w:tc>
-        <w:tc>
-          <w:tcPr>
-            <w:tcW w:type="dxa" w:w="2160"/>
-          </w:tcPr>
-          <w:p>
-            <w:r>
-              <w:t>15%</w:t>
-            </w:r>
-          </w:p>
-        </w:tc>
-      </w:tr>
-    </w:tbl>
-    <w:p>
-      <w:pPr>
-        <w:pStyle w:val="Heading1"/>
-      </w:pPr>
-      <w:r>
-        <w:t>行业分析 4</w:t>
-      </w:r>
-    </w:p>
-    <w:p>
-      <w:r>
-        <w:br/>
-        <w:t>华辰资本旗下的 HC AI Innovation Fund 在最近的资产配置会议中</w:t>
-        <w:br/>
-        <w:t>讨论了 人工智能 行业的投资机会，并对 迪摩科技有限公司</w:t>
-        <w:br/>
-        <w:t>进行了重点评估。</w:t>
-        <w:br/>
-      </w:r>
-    </w:p>
-    <w:p>
-      <w:r>
-        <w:br/>
-        <w:t>风险管理部认为，云计算 行业仍然面临若干</w:t>
-        <w:br/>
-        <w:t>不确定性因素，包括技术迭代风险、政策变化、</w:t>
-        <w:br/>
-        <w:t>以及市场竞争加剧等问题。</w:t>
-        <w:br/>
-      </w:r>
-    </w:p>
-    <w:p>
-      <w:r>
-        <w:br/>
-        <w:t>创联世纪科技有限公司 是中国 医疗科技 行业的重要企业之一。</w:t>
-        <w:br/>
-        <w:t>根据华辰资本 风险管理部 的研究，该公司成立于 2008 年，</w:t>
-        <w:br/>
-        <w:t>目前员工规模约 3688 人。公司近年来持续加大研发投入，</w:t>
-        <w:br/>
-        <w:t>在核心技术方面形成了较强的竞争壁垒。</w:t>
-        <w:br/>
-      </w:r>
-    </w:p>
-    <w:p>
-      <w:r>
-        <w:br/>
-        <w:t>鸿睿思博网络有限公司 是中国 新能源 行业的重要企业之一。</w:t>
-        <w:br/>
-        <w:t>根据华辰资本 量化研究部 的研究，该公司成立于 2015 年，</w:t>
-        <w:br/>
-        <w:t>目前员工规模约 1240 人。公司近年来持续加大研发投入，</w:t>
-        <w:br/>
-        <w:t>在核心技术方面形成了较强的竞争壁垒。</w:t>
-        <w:br/>
-      </w:r>
-    </w:p>
-    <w:p>
-      <w:r>
-        <w:br/>
-        <w:t>雨林木风计算机网络有限公司 是中国 医疗科技 行业的重要企业之一。</w:t>
-        <w:br/>
-        <w:t>根据华辰资本 量化研究部 的研究，该公司成立于 2012 年，</w:t>
-        <w:br/>
-        <w:t>目前员工规模约 1948 人。公司近年来持续加大研发投入，</w:t>
-        <w:br/>
-        <w:t>在核心技术方面形成了较强的竞争壁垒。</w:t>
-        <w:br/>
-      </w:r>
-    </w:p>
-    <w:p>
-      <w:r>
-        <w:br/>
-        <w:t>国讯网络有限公司 是中国 云计算 行业的重要企业之一。</w:t>
-        <w:br/>
-        <w:t>根据华辰资本 投资委员会 的研究，该公司成立于 2016 年，</w:t>
-        <w:br/>
-        <w:t>目前员工规模约 6348 人。公司近年来持续加大研发投入，</w:t>
-        <w:br/>
-        <w:t>在核心技术方面形成了较强的竞争壁垒。</w:t>
-        <w:br/>
-      </w:r>
-    </w:p>
-    <w:p>
-      <w:r>
-        <w:br/>
-        <w:t>创汇传媒有限公司 是中国 新能源 行业的重要企业之一。</w:t>
-        <w:br/>
-        <w:t>根据华辰资本 量化研究部 的研究，该公司成立于 2007 年，</w:t>
-        <w:br/>
-        <w:t>目前员工规模约 7155 人。公司近年来持续加大研发投入，</w:t>
-        <w:br/>
-        <w:t>在核心技术方面形成了较强的竞争壁垒。</w:t>
-        <w:br/>
-      </w:r>
-    </w:p>
-    <w:p>
-      <w:r>
-        <w:br/>
-        <w:t>从产业链角度看，消费科技 行业主要由上游设备厂商、</w:t>
-        <w:br/>
-        <w:t>中游平台企业以及下游应用厂商组成。</w:t>
-        <w:br/>
-        <w:t>南康网络有限公司 主要位于产业链的 下游 环节。</w:t>
-        <w:br/>
-      </w:r>
-    </w:p>
-    <w:tbl>
-      <w:tblPr>
-        <w:tblW w:type="auto" w:w="0"/>
-        <w:tblLook w:firstColumn="1" w:firstRow="1" w:lastColumn="0" w:lastRow="0" w:noHBand="0" w:noVBand="1" w:val="04A0"/>
-      </w:tblPr>
-      <w:tblGrid>
-        <w:gridCol w:w="2160"/>
-        <w:gridCol w:w="2160"/>
-        <w:gridCol w:w="2160"/>
-        <w:gridCol w:w="2160"/>
-      </w:tblGrid>
-      <w:tr>
-        <w:tc>
-          <w:tcPr>
-            <w:tcW w:type="dxa" w:w="2160"/>
-          </w:tcPr>
-          <w:p>
-            <w:r>
-              <w:t>公司</w:t>
-            </w:r>
-          </w:p>
-        </w:tc>
-        <w:tc>
-          <w:tcPr>
-            <w:tcW w:type="dxa" w:w="2160"/>
-          </w:tcPr>
-          <w:p>
-            <w:r>
-              <w:t>行业</w:t>
-            </w:r>
-          </w:p>
-        </w:tc>
-        <w:tc>
-          <w:tcPr>
-            <w:tcW w:type="dxa" w:w="2160"/>
-          </w:tcPr>
-          <w:p>
-            <w:r>
-              <w:t>市值</w:t>
-            </w:r>
-          </w:p>
-        </w:tc>
-        <w:tc>
-          <w:tcPr>
-            <w:tcW w:type="dxa" w:w="2160"/>
-          </w:tcPr>
-          <w:p>
-            <w:r>
-              <w:t>增长率</w:t>
-            </w:r>
-          </w:p>
-        </w:tc>
-      </w:tr>
-      <w:tr>
-        <w:tc>
-          <w:tcPr>
-            <w:tcW w:type="dxa" w:w="2160"/>
-          </w:tcPr>
-          <w:p>
-            <w:r>
-              <w:t>天益信息有限公司</w:t>
-            </w:r>
-          </w:p>
-        </w:tc>
-        <w:tc>
-          <w:tcPr>
-            <w:tcW w:type="dxa" w:w="2160"/>
-          </w:tcPr>
-          <w:p>
-            <w:r>
-              <w:t>云计算</w:t>
-            </w:r>
-          </w:p>
-        </w:tc>
-        <w:tc>
-          <w:tcPr>
-            <w:tcW w:type="dxa" w:w="2160"/>
-          </w:tcPr>
-          <w:p>
-            <w:r>
-              <w:t>276亿</w:t>
-            </w:r>
-          </w:p>
-        </w:tc>
-        <w:tc>
-          <w:tcPr>
-            <w:tcW w:type="dxa" w:w="2160"/>
-          </w:tcPr>
-          <w:p>
-            <w:r>
-              <w:t>23%</w:t>
-            </w:r>
-          </w:p>
-        </w:tc>
-      </w:tr>
-      <w:tr>
-        <w:tc>
-          <w:tcPr>
-            <w:tcW w:type="dxa" w:w="2160"/>
-          </w:tcPr>
-          <w:p>
-            <w:r>
-              <w:t>昂歌信息科技有限公司</w:t>
+              <w:t>联通时科传媒有限公司</w:t>
             </w:r>
           </w:p>
         </w:tc>
@@ -2586,1349 +3904,17 @@
           </w:tcPr>
           <w:p>
             <w:r>
-              <w:t>657亿</w:t>
-            </w:r>
-          </w:p>
-        </w:tc>
-        <w:tc>
-          <w:tcPr>
-            <w:tcW w:type="dxa" w:w="2160"/>
-          </w:tcPr>
-          <w:p>
-            <w:r>
-              <w:t>12%</w:t>
-            </w:r>
-          </w:p>
-        </w:tc>
-      </w:tr>
-      <w:tr>
-        <w:tc>
-          <w:tcPr>
-            <w:tcW w:type="dxa" w:w="2160"/>
-          </w:tcPr>
-          <w:p>
-            <w:r>
-              <w:t>浦华众城科技有限公司</w:t>
-            </w:r>
-          </w:p>
-        </w:tc>
-        <w:tc>
-          <w:tcPr>
-            <w:tcW w:type="dxa" w:w="2160"/>
-          </w:tcPr>
-          <w:p>
-            <w:r>
-              <w:t>半导体</w:t>
-            </w:r>
-          </w:p>
-        </w:tc>
-        <w:tc>
-          <w:tcPr>
-            <w:tcW w:type="dxa" w:w="2160"/>
-          </w:tcPr>
-          <w:p>
-            <w:r>
-              <w:t>294亿</w:t>
-            </w:r>
-          </w:p>
-        </w:tc>
-        <w:tc>
-          <w:tcPr>
-            <w:tcW w:type="dxa" w:w="2160"/>
-          </w:tcPr>
-          <w:p>
-            <w:r>
-              <w:t>26%</w:t>
-            </w:r>
-          </w:p>
-        </w:tc>
-      </w:tr>
-      <w:tr>
-        <w:tc>
-          <w:tcPr>
-            <w:tcW w:type="dxa" w:w="2160"/>
-          </w:tcPr>
-          <w:p>
-            <w:r>
-              <w:t>艾提科信科技有限公司</w:t>
-            </w:r>
-          </w:p>
-        </w:tc>
-        <w:tc>
-          <w:tcPr>
-            <w:tcW w:type="dxa" w:w="2160"/>
-          </w:tcPr>
-          <w:p>
-            <w:r>
-              <w:t>机器人</w:t>
-            </w:r>
-          </w:p>
-        </w:tc>
-        <w:tc>
-          <w:tcPr>
-            <w:tcW w:type="dxa" w:w="2160"/>
-          </w:tcPr>
-          <w:p>
-            <w:r>
-              <w:t>114亿</w:t>
-            </w:r>
-          </w:p>
-        </w:tc>
-        <w:tc>
-          <w:tcPr>
-            <w:tcW w:type="dxa" w:w="2160"/>
-          </w:tcPr>
-          <w:p>
-            <w:r>
-              <w:t>24%</w:t>
-            </w:r>
-          </w:p>
-        </w:tc>
-      </w:tr>
-      <w:tr>
-        <w:tc>
-          <w:tcPr>
-            <w:tcW w:type="dxa" w:w="2160"/>
-          </w:tcPr>
-          <w:p>
-            <w:r>
-              <w:t>立信电子网络有限公司</w:t>
-            </w:r>
-          </w:p>
-        </w:tc>
-        <w:tc>
-          <w:tcPr>
-            <w:tcW w:type="dxa" w:w="2160"/>
-          </w:tcPr>
-          <w:p>
-            <w:r>
-              <w:t>云计算</w:t>
-            </w:r>
-          </w:p>
-        </w:tc>
-        <w:tc>
-          <w:tcPr>
-            <w:tcW w:type="dxa" w:w="2160"/>
-          </w:tcPr>
-          <w:p>
-            <w:r>
-              <w:t>165亿</w:t>
-            </w:r>
-          </w:p>
-        </w:tc>
-        <w:tc>
-          <w:tcPr>
-            <w:tcW w:type="dxa" w:w="2160"/>
-          </w:tcPr>
-          <w:p>
-            <w:r>
-              <w:t>13%</w:t>
-            </w:r>
-          </w:p>
-        </w:tc>
-      </w:tr>
-      <w:tr>
-        <w:tc>
-          <w:tcPr>
-            <w:tcW w:type="dxa" w:w="2160"/>
-          </w:tcPr>
-          <w:p>
-            <w:r>
-              <w:t>雨林木风计算机科技有限公司</w:t>
-            </w:r>
-          </w:p>
-        </w:tc>
-        <w:tc>
-          <w:tcPr>
-            <w:tcW w:type="dxa" w:w="2160"/>
-          </w:tcPr>
-          <w:p>
-            <w:r>
-              <w:t>人工智能</w:t>
-            </w:r>
-          </w:p>
-        </w:tc>
-        <w:tc>
-          <w:tcPr>
-            <w:tcW w:type="dxa" w:w="2160"/>
-          </w:tcPr>
-          <w:p>
-            <w:r>
-              <w:t>469亿</w:t>
-            </w:r>
-          </w:p>
-        </w:tc>
-        <w:tc>
-          <w:tcPr>
-            <w:tcW w:type="dxa" w:w="2160"/>
-          </w:tcPr>
-          <w:p>
-            <w:r>
-              <w:t>28%</w:t>
-            </w:r>
-          </w:p>
-        </w:tc>
-      </w:tr>
-      <w:tr>
-        <w:tc>
-          <w:tcPr>
-            <w:tcW w:type="dxa" w:w="2160"/>
-          </w:tcPr>
-          <w:p>
-            <w:r>
-              <w:t>精芯信息有限公司</w:t>
-            </w:r>
-          </w:p>
-        </w:tc>
-        <w:tc>
-          <w:tcPr>
-            <w:tcW w:type="dxa" w:w="2160"/>
-          </w:tcPr>
-          <w:p>
-            <w:r>
-              <w:t>消费科技</w:t>
-            </w:r>
-          </w:p>
-        </w:tc>
-        <w:tc>
-          <w:tcPr>
-            <w:tcW w:type="dxa" w:w="2160"/>
-          </w:tcPr>
-          <w:p>
-            <w:r>
-              <w:t>484亿</w:t>
-            </w:r>
-          </w:p>
-        </w:tc>
-        <w:tc>
-          <w:tcPr>
-            <w:tcW w:type="dxa" w:w="2160"/>
-          </w:tcPr>
-          <w:p>
-            <w:r>
-              <w:t>23%</w:t>
-            </w:r>
-          </w:p>
-        </w:tc>
-      </w:tr>
-      <w:tr>
-        <w:tc>
-          <w:tcPr>
-            <w:tcW w:type="dxa" w:w="2160"/>
-          </w:tcPr>
-          <w:p>
-            <w:r>
-              <w:t>银嘉信息有限公司</w:t>
-            </w:r>
-          </w:p>
-        </w:tc>
-        <w:tc>
-          <w:tcPr>
-            <w:tcW w:type="dxa" w:w="2160"/>
-          </w:tcPr>
-          <w:p>
-            <w:r>
-              <w:t>消费科技</w:t>
-            </w:r>
-          </w:p>
-        </w:tc>
-        <w:tc>
-          <w:tcPr>
-            <w:tcW w:type="dxa" w:w="2160"/>
-          </w:tcPr>
-          <w:p>
-            <w:r>
-              <w:t>526亿</w:t>
-            </w:r>
-          </w:p>
-        </w:tc>
-        <w:tc>
-          <w:tcPr>
-            <w:tcW w:type="dxa" w:w="2160"/>
-          </w:tcPr>
-          <w:p>
-            <w:r>
-              <w:t>25%</w:t>
-            </w:r>
-          </w:p>
-        </w:tc>
-      </w:tr>
-      <w:tr>
-        <w:tc>
-          <w:tcPr>
-            <w:tcW w:type="dxa" w:w="2160"/>
-          </w:tcPr>
-          <w:p>
-            <w:r>
-              <w:t>雨林木风计算机科技有限公司</w:t>
-            </w:r>
-          </w:p>
-        </w:tc>
-        <w:tc>
-          <w:tcPr>
-            <w:tcW w:type="dxa" w:w="2160"/>
-          </w:tcPr>
-          <w:p>
-            <w:r>
-              <w:t>人工智能</w:t>
-            </w:r>
-          </w:p>
-        </w:tc>
-        <w:tc>
-          <w:tcPr>
-            <w:tcW w:type="dxa" w:w="2160"/>
-          </w:tcPr>
-          <w:p>
-            <w:r>
-              <w:t>660亿</w:t>
-            </w:r>
-          </w:p>
-        </w:tc>
-        <w:tc>
-          <w:tcPr>
-            <w:tcW w:type="dxa" w:w="2160"/>
-          </w:tcPr>
-          <w:p>
-            <w:r>
-              <w:t>21%</w:t>
-            </w:r>
-          </w:p>
-        </w:tc>
-      </w:tr>
-      <w:tr>
-        <w:tc>
-          <w:tcPr>
-            <w:tcW w:type="dxa" w:w="2160"/>
-          </w:tcPr>
-          <w:p>
-            <w:r>
-              <w:t>九方信息有限公司</w:t>
-            </w:r>
-          </w:p>
-        </w:tc>
-        <w:tc>
-          <w:tcPr>
-            <w:tcW w:type="dxa" w:w="2160"/>
-          </w:tcPr>
-          <w:p>
-            <w:r>
-              <w:t>新能源</w:t>
-            </w:r>
-          </w:p>
-        </w:tc>
-        <w:tc>
-          <w:tcPr>
-            <w:tcW w:type="dxa" w:w="2160"/>
-          </w:tcPr>
-          <w:p>
-            <w:r>
-              <w:t>632亿</w:t>
-            </w:r>
-          </w:p>
-        </w:tc>
-        <w:tc>
-          <w:tcPr>
-            <w:tcW w:type="dxa" w:w="2160"/>
-          </w:tcPr>
-          <w:p>
-            <w:r>
-              <w:t>28%</w:t>
-            </w:r>
-          </w:p>
-        </w:tc>
-      </w:tr>
-      <w:tr>
-        <w:tc>
-          <w:tcPr>
-            <w:tcW w:type="dxa" w:w="2160"/>
-          </w:tcPr>
-          <w:p>
-            <w:r>
-              <w:t>信诚致远传媒有限公司</w:t>
-            </w:r>
-          </w:p>
-        </w:tc>
-        <w:tc>
-          <w:tcPr>
-            <w:tcW w:type="dxa" w:w="2160"/>
-          </w:tcPr>
-          <w:p>
-            <w:r>
-              <w:t>人工智能</w:t>
-            </w:r>
-          </w:p>
-        </w:tc>
-        <w:tc>
-          <w:tcPr>
-            <w:tcW w:type="dxa" w:w="2160"/>
-          </w:tcPr>
-          <w:p>
-            <w:r>
-              <w:t>674亿</w:t>
-            </w:r>
-          </w:p>
-        </w:tc>
-        <w:tc>
-          <w:tcPr>
-            <w:tcW w:type="dxa" w:w="2160"/>
-          </w:tcPr>
-          <w:p>
-            <w:r>
-              <w:t>28%</w:t>
-            </w:r>
-          </w:p>
-        </w:tc>
-      </w:tr>
-      <w:tr>
-        <w:tc>
-          <w:tcPr>
-            <w:tcW w:type="dxa" w:w="2160"/>
-          </w:tcPr>
-          <w:p>
-            <w:r>
-              <w:t>天益信息有限公司</w:t>
-            </w:r>
-          </w:p>
-        </w:tc>
-        <w:tc>
-          <w:tcPr>
-            <w:tcW w:type="dxa" w:w="2160"/>
-          </w:tcPr>
-          <w:p>
-            <w:r>
-              <w:t>云计算</w:t>
-            </w:r>
-          </w:p>
-        </w:tc>
-        <w:tc>
-          <w:tcPr>
-            <w:tcW w:type="dxa" w:w="2160"/>
-          </w:tcPr>
-          <w:p>
-            <w:r>
-              <w:t>686亿</w:t>
-            </w:r>
-          </w:p>
-        </w:tc>
-        <w:tc>
-          <w:tcPr>
-            <w:tcW w:type="dxa" w:w="2160"/>
-          </w:tcPr>
-          <w:p>
-            <w:r>
-              <w:t>20%</w:t>
-            </w:r>
-          </w:p>
-        </w:tc>
-      </w:tr>
-      <w:tr>
-        <w:tc>
-          <w:tcPr>
-            <w:tcW w:type="dxa" w:w="2160"/>
-          </w:tcPr>
-          <w:p>
-            <w:r>
-              <w:t>银嘉信息有限公司</w:t>
-            </w:r>
-          </w:p>
-        </w:tc>
-        <w:tc>
-          <w:tcPr>
-            <w:tcW w:type="dxa" w:w="2160"/>
-          </w:tcPr>
-          <w:p>
-            <w:r>
-              <w:t>消费科技</w:t>
-            </w:r>
-          </w:p>
-        </w:tc>
-        <w:tc>
-          <w:tcPr>
-            <w:tcW w:type="dxa" w:w="2160"/>
-          </w:tcPr>
-          <w:p>
-            <w:r>
-              <w:t>673亿</w:t>
-            </w:r>
-          </w:p>
-        </w:tc>
-        <w:tc>
-          <w:tcPr>
-            <w:tcW w:type="dxa" w:w="2160"/>
-          </w:tcPr>
-          <w:p>
-            <w:r>
-              <w:t>14%</w:t>
-            </w:r>
-          </w:p>
-        </w:tc>
-      </w:tr>
-      <w:tr>
-        <w:tc>
-          <w:tcPr>
-            <w:tcW w:type="dxa" w:w="2160"/>
-          </w:tcPr>
-          <w:p>
-            <w:r>
-              <w:t>银嘉信息有限公司</w:t>
-            </w:r>
-          </w:p>
-        </w:tc>
-        <w:tc>
-          <w:tcPr>
-            <w:tcW w:type="dxa" w:w="2160"/>
-          </w:tcPr>
-          <w:p>
-            <w:r>
-              <w:t>消费科技</w:t>
-            </w:r>
-          </w:p>
-        </w:tc>
-        <w:tc>
-          <w:tcPr>
-            <w:tcW w:type="dxa" w:w="2160"/>
-          </w:tcPr>
-          <w:p>
-            <w:r>
-              <w:t>211亿</w:t>
-            </w:r>
-          </w:p>
-        </w:tc>
-        <w:tc>
-          <w:tcPr>
-            <w:tcW w:type="dxa" w:w="2160"/>
-          </w:tcPr>
-          <w:p>
-            <w:r>
-              <w:t>5%</w:t>
-            </w:r>
-          </w:p>
-        </w:tc>
-      </w:tr>
-      <w:tr>
-        <w:tc>
-          <w:tcPr>
-            <w:tcW w:type="dxa" w:w="2160"/>
-          </w:tcPr>
-          <w:p>
-            <w:r>
-              <w:t>济南亿次元网络有限公司</w:t>
-            </w:r>
-          </w:p>
-        </w:tc>
-        <w:tc>
-          <w:tcPr>
-            <w:tcW w:type="dxa" w:w="2160"/>
-          </w:tcPr>
-          <w:p>
-            <w:r>
-              <w:t>机器人</w:t>
-            </w:r>
-          </w:p>
-        </w:tc>
-        <w:tc>
-          <w:tcPr>
-            <w:tcW w:type="dxa" w:w="2160"/>
-          </w:tcPr>
-          <w:p>
-            <w:r>
-              <w:t>474亿</w:t>
-            </w:r>
-          </w:p>
-        </w:tc>
-        <w:tc>
-          <w:tcPr>
-            <w:tcW w:type="dxa" w:w="2160"/>
-          </w:tcPr>
-          <w:p>
-            <w:r>
-              <w:t>19%</w:t>
-            </w:r>
-          </w:p>
-        </w:tc>
-      </w:tr>
-    </w:tbl>
-    <w:p>
-      <w:pPr>
-        <w:pStyle w:val="Heading1"/>
-      </w:pPr>
-      <w:r>
-        <w:t>行业分析 5</w:t>
-      </w:r>
-    </w:p>
-    <w:p>
-      <w:r>
-        <w:br/>
-        <w:t>南康网络有限公司 是中国 消费科技 行业的重要企业之一。</w:t>
-        <w:br/>
-        <w:t>根据华辰资本 风险管理部 的研究，该公司成立于 2012 年，</w:t>
-        <w:br/>
-        <w:t>目前员工规模约 4254 人。公司近年来持续加大研发投入，</w:t>
-        <w:br/>
-        <w:t>在核心技术方面形成了较强的竞争壁垒。</w:t>
-        <w:br/>
-      </w:r>
-    </w:p>
-    <w:p>
-      <w:r>
-        <w:br/>
-        <w:t>风险管理部认为，人工智能 行业仍然面临若干</w:t>
-        <w:br/>
-        <w:t>不确定性因素，包括技术迭代风险、政策变化、</w:t>
-        <w:br/>
-        <w:t>以及市场竞争加剧等问题。</w:t>
-        <w:br/>
-      </w:r>
-    </w:p>
-    <w:p>
-      <w:r>
-        <w:br/>
-        <w:t>根据内部财务模型测算，兰金电子网络有限公司 在未来三年</w:t>
-        <w:br/>
-        <w:t>收入复合增长率预计可达到 31% 左右。</w:t>
-        <w:br/>
-        <w:t>该预测基于行业需求增长以及公司产能扩张计划。</w:t>
-        <w:br/>
-      </w:r>
-    </w:p>
-    <w:p>
-      <w:r>
-        <w:br/>
-        <w:t>根据内部财务模型测算，创亿信息有限公司 在未来三年</w:t>
-        <w:br/>
-        <w:t>收入复合增长率预计可达到 35% 左右。</w:t>
-        <w:br/>
-        <w:t>该预测基于行业需求增长以及公司产能扩张计划。</w:t>
-        <w:br/>
-      </w:r>
-    </w:p>
-    <w:p>
-      <w:r>
-        <w:br/>
-        <w:t>精芯科技有限公司 是中国 云计算 行业的重要企业之一。</w:t>
-        <w:br/>
-        <w:t>根据华辰资本 投资策略部 的研究，该公司成立于 2005 年，</w:t>
-        <w:br/>
-        <w:t>目前员工规模约 3520 人。公司近年来持续加大研发投入，</w:t>
-        <w:br/>
-        <w:t>在核心技术方面形成了较强的竞争壁垒。</w:t>
-        <w:br/>
-      </w:r>
-    </w:p>
-    <w:p>
-      <w:r>
-        <w:br/>
-        <w:t>精芯信息有限公司 是中国 消费科技 行业的重要企业之一。</w:t>
-        <w:br/>
-        <w:t>根据华辰资本 投资委员会 的研究，该公司成立于 2010 年，</w:t>
-        <w:br/>
-        <w:t>目前员工规模约 6207 人。公司近年来持续加大研发投入，</w:t>
-        <w:br/>
-        <w:t>在核心技术方面形成了较强的竞争壁垒。</w:t>
-        <w:br/>
-      </w:r>
-    </w:p>
-    <w:p>
-      <w:r>
-        <w:br/>
-        <w:t>华辰资本旗下的 HC Energy Transition Fund 在最近的资产配置会议中</w:t>
-        <w:br/>
-        <w:t>讨论了 消费科技 行业的投资机会，并对 和泰传媒有限公司</w:t>
-        <w:br/>
-        <w:t>进行了重点评估。</w:t>
-        <w:br/>
-      </w:r>
-    </w:p>
-    <w:p>
-      <w:r>
-        <w:br/>
-        <w:t>从产业链角度看，消费科技 行业主要由上游设备厂商、</w:t>
-        <w:br/>
-        <w:t>中游平台企业以及下游应用厂商组成。</w:t>
-        <w:br/>
-        <w:t>南康网络有限公司 主要位于产业链的 下游 环节。</w:t>
-        <w:br/>
-      </w:r>
-    </w:p>
-    <w:tbl>
-      <w:tblPr>
-        <w:tblW w:type="auto" w:w="0"/>
-        <w:tblLook w:firstColumn="1" w:firstRow="1" w:lastColumn="0" w:lastRow="0" w:noHBand="0" w:noVBand="1" w:val="04A0"/>
-      </w:tblPr>
-      <w:tblGrid>
-        <w:gridCol w:w="2160"/>
-        <w:gridCol w:w="2160"/>
-        <w:gridCol w:w="2160"/>
-        <w:gridCol w:w="2160"/>
-      </w:tblGrid>
-      <w:tr>
-        <w:tc>
-          <w:tcPr>
-            <w:tcW w:type="dxa" w:w="2160"/>
-          </w:tcPr>
-          <w:p>
-            <w:r>
-              <w:t>公司</w:t>
-            </w:r>
-          </w:p>
-        </w:tc>
-        <w:tc>
-          <w:tcPr>
-            <w:tcW w:type="dxa" w:w="2160"/>
-          </w:tcPr>
-          <w:p>
-            <w:r>
-              <w:t>行业</w:t>
-            </w:r>
-          </w:p>
-        </w:tc>
-        <w:tc>
-          <w:tcPr>
-            <w:tcW w:type="dxa" w:w="2160"/>
-          </w:tcPr>
-          <w:p>
-            <w:r>
-              <w:t>市值</w:t>
-            </w:r>
-          </w:p>
-        </w:tc>
-        <w:tc>
-          <w:tcPr>
-            <w:tcW w:type="dxa" w:w="2160"/>
-          </w:tcPr>
-          <w:p>
-            <w:r>
-              <w:t>增长率</w:t>
-            </w:r>
-          </w:p>
-        </w:tc>
-      </w:tr>
-      <w:tr>
-        <w:tc>
-          <w:tcPr>
-            <w:tcW w:type="dxa" w:w="2160"/>
-          </w:tcPr>
-          <w:p>
-            <w:r>
-              <w:t>国讯网络有限公司</w:t>
-            </w:r>
-          </w:p>
-        </w:tc>
-        <w:tc>
-          <w:tcPr>
-            <w:tcW w:type="dxa" w:w="2160"/>
-          </w:tcPr>
-          <w:p>
-            <w:r>
-              <w:t>云计算</w:t>
-            </w:r>
-          </w:p>
-        </w:tc>
-        <w:tc>
-          <w:tcPr>
-            <w:tcW w:type="dxa" w:w="2160"/>
-          </w:tcPr>
-          <w:p>
-            <w:r>
-              <w:t>247亿</w:t>
-            </w:r>
-          </w:p>
-        </w:tc>
-        <w:tc>
-          <w:tcPr>
-            <w:tcW w:type="dxa" w:w="2160"/>
-          </w:tcPr>
-          <w:p>
-            <w:r>
-              <w:t>12%</w:t>
-            </w:r>
-          </w:p>
-        </w:tc>
-      </w:tr>
-      <w:tr>
-        <w:tc>
-          <w:tcPr>
-            <w:tcW w:type="dxa" w:w="2160"/>
-          </w:tcPr>
-          <w:p>
-            <w:r>
-              <w:t>富罳信息有限公司</w:t>
-            </w:r>
-          </w:p>
-        </w:tc>
-        <w:tc>
-          <w:tcPr>
-            <w:tcW w:type="dxa" w:w="2160"/>
-          </w:tcPr>
-          <w:p>
-            <w:r>
-              <w:t>医疗科技</w:t>
-            </w:r>
-          </w:p>
-        </w:tc>
-        <w:tc>
-          <w:tcPr>
-            <w:tcW w:type="dxa" w:w="2160"/>
-          </w:tcPr>
-          <w:p>
-            <w:r>
-              <w:t>188亿</w:t>
-            </w:r>
-          </w:p>
-        </w:tc>
-        <w:tc>
-          <w:tcPr>
-            <w:tcW w:type="dxa" w:w="2160"/>
-          </w:tcPr>
-          <w:p>
-            <w:r>
-              <w:t>30%</w:t>
-            </w:r>
-          </w:p>
-        </w:tc>
-      </w:tr>
-      <w:tr>
-        <w:tc>
-          <w:tcPr>
-            <w:tcW w:type="dxa" w:w="2160"/>
-          </w:tcPr>
-          <w:p>
-            <w:r>
-              <w:t>富罳信息有限公司</w:t>
-            </w:r>
-          </w:p>
-        </w:tc>
-        <w:tc>
-          <w:tcPr>
-            <w:tcW w:type="dxa" w:w="2160"/>
-          </w:tcPr>
-          <w:p>
-            <w:r>
-              <w:t>医疗科技</w:t>
-            </w:r>
-          </w:p>
-        </w:tc>
-        <w:tc>
-          <w:tcPr>
-            <w:tcW w:type="dxa" w:w="2160"/>
-          </w:tcPr>
-          <w:p>
-            <w:r>
-              <w:t>335亿</w:t>
-            </w:r>
-          </w:p>
-        </w:tc>
-        <w:tc>
-          <w:tcPr>
-            <w:tcW w:type="dxa" w:w="2160"/>
-          </w:tcPr>
-          <w:p>
-            <w:r>
-              <w:t>14%</w:t>
-            </w:r>
-          </w:p>
-        </w:tc>
-      </w:tr>
-      <w:tr>
-        <w:tc>
-          <w:tcPr>
-            <w:tcW w:type="dxa" w:w="2160"/>
-          </w:tcPr>
-          <w:p>
-            <w:r>
-              <w:t>雨林木风计算机网络有限公司</w:t>
-            </w:r>
-          </w:p>
-        </w:tc>
-        <w:tc>
-          <w:tcPr>
-            <w:tcW w:type="dxa" w:w="2160"/>
-          </w:tcPr>
-          <w:p>
-            <w:r>
-              <w:t>医疗科技</w:t>
-            </w:r>
-          </w:p>
-        </w:tc>
-        <w:tc>
-          <w:tcPr>
-            <w:tcW w:type="dxa" w:w="2160"/>
-          </w:tcPr>
-          <w:p>
-            <w:r>
-              <w:t>540亿</w:t>
-            </w:r>
-          </w:p>
-        </w:tc>
-        <w:tc>
-          <w:tcPr>
-            <w:tcW w:type="dxa" w:w="2160"/>
-          </w:tcPr>
-          <w:p>
-            <w:r>
-              <w:t>20%</w:t>
-            </w:r>
-          </w:p>
-        </w:tc>
-      </w:tr>
-      <w:tr>
-        <w:tc>
-          <w:tcPr>
-            <w:tcW w:type="dxa" w:w="2160"/>
-          </w:tcPr>
-          <w:p>
-            <w:r>
-              <w:t>九方信息有限公司</w:t>
-            </w:r>
-          </w:p>
-        </w:tc>
-        <w:tc>
-          <w:tcPr>
-            <w:tcW w:type="dxa" w:w="2160"/>
-          </w:tcPr>
-          <w:p>
-            <w:r>
-              <w:t>新能源</w:t>
-            </w:r>
-          </w:p>
-        </w:tc>
-        <w:tc>
-          <w:tcPr>
-            <w:tcW w:type="dxa" w:w="2160"/>
-          </w:tcPr>
-          <w:p>
-            <w:r>
-              <w:t>587亿</w:t>
-            </w:r>
-          </w:p>
-        </w:tc>
-        <w:tc>
-          <w:tcPr>
-            <w:tcW w:type="dxa" w:w="2160"/>
-          </w:tcPr>
-          <w:p>
-            <w:r>
-              <w:t>9%</w:t>
-            </w:r>
-          </w:p>
-        </w:tc>
-      </w:tr>
-      <w:tr>
-        <w:tc>
-          <w:tcPr>
-            <w:tcW w:type="dxa" w:w="2160"/>
-          </w:tcPr>
-          <w:p>
-            <w:r>
-              <w:t>东方峻景网络有限公司</w:t>
-            </w:r>
-          </w:p>
-        </w:tc>
-        <w:tc>
-          <w:tcPr>
-            <w:tcW w:type="dxa" w:w="2160"/>
-          </w:tcPr>
-          <w:p>
-            <w:r>
-              <w:t>机器人</w:t>
-            </w:r>
-          </w:p>
-        </w:tc>
-        <w:tc>
-          <w:tcPr>
-            <w:tcW w:type="dxa" w:w="2160"/>
-          </w:tcPr>
-          <w:p>
-            <w:r>
-              <w:t>524亿</w:t>
-            </w:r>
-          </w:p>
-        </w:tc>
-        <w:tc>
-          <w:tcPr>
-            <w:tcW w:type="dxa" w:w="2160"/>
-          </w:tcPr>
-          <w:p>
-            <w:r>
-              <w:t>14%</w:t>
-            </w:r>
-          </w:p>
-        </w:tc>
-      </w:tr>
-      <w:tr>
-        <w:tc>
-          <w:tcPr>
-            <w:tcW w:type="dxa" w:w="2160"/>
-          </w:tcPr>
-          <w:p>
-            <w:r>
-              <w:t>创亿信息有限公司</w:t>
-            </w:r>
-          </w:p>
-        </w:tc>
-        <w:tc>
-          <w:tcPr>
-            <w:tcW w:type="dxa" w:w="2160"/>
-          </w:tcPr>
-          <w:p>
-            <w:r>
-              <w:t>医疗科技</w:t>
-            </w:r>
-          </w:p>
-        </w:tc>
-        <w:tc>
-          <w:tcPr>
-            <w:tcW w:type="dxa" w:w="2160"/>
-          </w:tcPr>
-          <w:p>
-            <w:r>
-              <w:t>252亿</w:t>
-            </w:r>
-          </w:p>
-        </w:tc>
-        <w:tc>
-          <w:tcPr>
-            <w:tcW w:type="dxa" w:w="2160"/>
-          </w:tcPr>
-          <w:p>
-            <w:r>
-              <w:t>14%</w:t>
-            </w:r>
-          </w:p>
-        </w:tc>
-      </w:tr>
-      <w:tr>
-        <w:tc>
-          <w:tcPr>
-            <w:tcW w:type="dxa" w:w="2160"/>
-          </w:tcPr>
-          <w:p>
-            <w:r>
-              <w:t>兰金电子网络有限公司</w:t>
-            </w:r>
-          </w:p>
-        </w:tc>
-        <w:tc>
-          <w:tcPr>
-            <w:tcW w:type="dxa" w:w="2160"/>
-          </w:tcPr>
-          <w:p>
-            <w:r>
-              <w:t>消费科技</w:t>
-            </w:r>
-          </w:p>
-        </w:tc>
-        <w:tc>
-          <w:tcPr>
-            <w:tcW w:type="dxa" w:w="2160"/>
-          </w:tcPr>
-          <w:p>
-            <w:r>
-              <w:t>522亿</w:t>
-            </w:r>
-          </w:p>
-        </w:tc>
-        <w:tc>
-          <w:tcPr>
-            <w:tcW w:type="dxa" w:w="2160"/>
-          </w:tcPr>
-          <w:p>
-            <w:r>
-              <w:t>8%</w:t>
-            </w:r>
-          </w:p>
-        </w:tc>
-      </w:tr>
-      <w:tr>
-        <w:tc>
-          <w:tcPr>
-            <w:tcW w:type="dxa" w:w="2160"/>
-          </w:tcPr>
-          <w:p>
-            <w:r>
-              <w:t>和泰传媒有限公司</w:t>
-            </w:r>
-          </w:p>
-        </w:tc>
-        <w:tc>
-          <w:tcPr>
-            <w:tcW w:type="dxa" w:w="2160"/>
-          </w:tcPr>
-          <w:p>
-            <w:r>
-              <w:t>消费科技</w:t>
-            </w:r>
-          </w:p>
-        </w:tc>
-        <w:tc>
-          <w:tcPr>
-            <w:tcW w:type="dxa" w:w="2160"/>
-          </w:tcPr>
-          <w:p>
-            <w:r>
-              <w:t>169亿</w:t>
-            </w:r>
-          </w:p>
-        </w:tc>
-        <w:tc>
-          <w:tcPr>
-            <w:tcW w:type="dxa" w:w="2160"/>
-          </w:tcPr>
-          <w:p>
-            <w:r>
-              <w:t>18%</w:t>
-            </w:r>
-          </w:p>
-        </w:tc>
-      </w:tr>
-      <w:tr>
-        <w:tc>
-          <w:tcPr>
-            <w:tcW w:type="dxa" w:w="2160"/>
-          </w:tcPr>
-          <w:p>
-            <w:r>
-              <w:t>精芯信息有限公司</w:t>
-            </w:r>
-          </w:p>
-        </w:tc>
-        <w:tc>
-          <w:tcPr>
-            <w:tcW w:type="dxa" w:w="2160"/>
-          </w:tcPr>
-          <w:p>
-            <w:r>
-              <w:t>消费科技</w:t>
-            </w:r>
-          </w:p>
-        </w:tc>
-        <w:tc>
-          <w:tcPr>
-            <w:tcW w:type="dxa" w:w="2160"/>
-          </w:tcPr>
-          <w:p>
-            <w:r>
-              <w:t>310亿</w:t>
-            </w:r>
-          </w:p>
-        </w:tc>
-        <w:tc>
-          <w:tcPr>
-            <w:tcW w:type="dxa" w:w="2160"/>
-          </w:tcPr>
-          <w:p>
-            <w:r>
-              <w:t>22%</w:t>
-            </w:r>
-          </w:p>
-        </w:tc>
-      </w:tr>
-      <w:tr>
-        <w:tc>
-          <w:tcPr>
-            <w:tcW w:type="dxa" w:w="2160"/>
-          </w:tcPr>
-          <w:p>
-            <w:r>
-              <w:t>南康网络有限公司</w:t>
-            </w:r>
-          </w:p>
-        </w:tc>
-        <w:tc>
-          <w:tcPr>
-            <w:tcW w:type="dxa" w:w="2160"/>
-          </w:tcPr>
-          <w:p>
-            <w:r>
-              <w:t>消费科技</w:t>
-            </w:r>
-          </w:p>
-        </w:tc>
-        <w:tc>
-          <w:tcPr>
-            <w:tcW w:type="dxa" w:w="2160"/>
-          </w:tcPr>
-          <w:p>
-            <w:r>
-              <w:t>354亿</w:t>
-            </w:r>
-          </w:p>
-        </w:tc>
-        <w:tc>
-          <w:tcPr>
-            <w:tcW w:type="dxa" w:w="2160"/>
-          </w:tcPr>
-          <w:p>
-            <w:r>
-              <w:t>9%</w:t>
-            </w:r>
-          </w:p>
-        </w:tc>
-      </w:tr>
-      <w:tr>
-        <w:tc>
-          <w:tcPr>
-            <w:tcW w:type="dxa" w:w="2160"/>
-          </w:tcPr>
-          <w:p>
-            <w:r>
-              <w:t>精芯科技有限公司</w:t>
-            </w:r>
-          </w:p>
-        </w:tc>
-        <w:tc>
-          <w:tcPr>
-            <w:tcW w:type="dxa" w:w="2160"/>
-          </w:tcPr>
-          <w:p>
-            <w:r>
-              <w:t>云计算</w:t>
-            </w:r>
-          </w:p>
-        </w:tc>
-        <w:tc>
-          <w:tcPr>
-            <w:tcW w:type="dxa" w:w="2160"/>
-          </w:tcPr>
-          <w:p>
-            <w:r>
-              <w:t>601亿</w:t>
-            </w:r>
-          </w:p>
-        </w:tc>
-        <w:tc>
-          <w:tcPr>
-            <w:tcW w:type="dxa" w:w="2160"/>
-          </w:tcPr>
-          <w:p>
-            <w:r>
-              <w:t>23%</w:t>
-            </w:r>
-          </w:p>
-        </w:tc>
-      </w:tr>
-      <w:tr>
-        <w:tc>
-          <w:tcPr>
-            <w:tcW w:type="dxa" w:w="2160"/>
-          </w:tcPr>
-          <w:p>
-            <w:r>
-              <w:t>飞利信科技有限公司</w:t>
-            </w:r>
-          </w:p>
-        </w:tc>
-        <w:tc>
-          <w:tcPr>
-            <w:tcW w:type="dxa" w:w="2160"/>
-          </w:tcPr>
-          <w:p>
-            <w:r>
-              <w:t>新能源</w:t>
-            </w:r>
-          </w:p>
-        </w:tc>
-        <w:tc>
-          <w:tcPr>
-            <w:tcW w:type="dxa" w:w="2160"/>
-          </w:tcPr>
-          <w:p>
-            <w:r>
-              <w:t>572亿</w:t>
-            </w:r>
-          </w:p>
-        </w:tc>
-        <w:tc>
-          <w:tcPr>
-            <w:tcW w:type="dxa" w:w="2160"/>
-          </w:tcPr>
-          <w:p>
-            <w:r>
-              <w:t>12%</w:t>
-            </w:r>
-          </w:p>
-        </w:tc>
-      </w:tr>
-      <w:tr>
-        <w:tc>
-          <w:tcPr>
-            <w:tcW w:type="dxa" w:w="2160"/>
-          </w:tcPr>
-          <w:p>
-            <w:r>
-              <w:t>天益科技有限公司</w:t>
-            </w:r>
-          </w:p>
-        </w:tc>
-        <w:tc>
-          <w:tcPr>
-            <w:tcW w:type="dxa" w:w="2160"/>
-          </w:tcPr>
-          <w:p>
-            <w:r>
-              <w:t>半导体</w:t>
-            </w:r>
-          </w:p>
-        </w:tc>
-        <w:tc>
-          <w:tcPr>
-            <w:tcW w:type="dxa" w:w="2160"/>
-          </w:tcPr>
-          <w:p>
-            <w:r>
-              <w:t>657亿</w:t>
-            </w:r>
-          </w:p>
-        </w:tc>
-        <w:tc>
-          <w:tcPr>
-            <w:tcW w:type="dxa" w:w="2160"/>
-          </w:tcPr>
-          <w:p>
-            <w:r>
-              <w:t>29%</w:t>
-            </w:r>
-          </w:p>
-        </w:tc>
-      </w:tr>
-      <w:tr>
-        <w:tc>
-          <w:tcPr>
-            <w:tcW w:type="dxa" w:w="2160"/>
-          </w:tcPr>
-          <w:p>
-            <w:r>
-              <w:t>昊嘉网络有限公司</w:t>
-            </w:r>
-          </w:p>
-        </w:tc>
-        <w:tc>
-          <w:tcPr>
-            <w:tcW w:type="dxa" w:w="2160"/>
-          </w:tcPr>
-          <w:p>
-            <w:r>
-              <w:t>新能源</w:t>
-            </w:r>
-          </w:p>
-        </w:tc>
-        <w:tc>
-          <w:tcPr>
-            <w:tcW w:type="dxa" w:w="2160"/>
-          </w:tcPr>
-          <w:p>
-            <w:r>
-              <w:t>740亿</w:t>
-            </w:r>
-          </w:p>
-        </w:tc>
-        <w:tc>
-          <w:tcPr>
-            <w:tcW w:type="dxa" w:w="2160"/>
-          </w:tcPr>
-          <w:p>
-            <w:r>
-              <w:t>20%</w:t>
+              <w:t>429亿</w:t>
+            </w:r>
+          </w:p>
+        </w:tc>
+        <w:tc>
+          <w:tcPr>
+            <w:tcW w:type="dxa" w:w="2160"/>
+          </w:tcPr>
+          <w:p>
+            <w:r>
+              <w:t>10%</w:t>
             </w:r>
           </w:p>
         </w:tc>
